--- a/2026/KrDzU2026poz12.docx
+++ b/2026/KrDzU2026poz12.docx
@@ -36,7 +36,16 @@
           <w:sz w:val="40"/>
           <w:szCs w:val="40"/>
         </w:rPr>
-        <w:t>ROZPORZĄDZENIE KRULA MULTIKONT</w:t>
+        <w:t xml:space="preserve">ROZPORZĄDZENIE </w:t>
+      </w:r>
+      <w:r>
+        <w:rPr>
+          <w:rFonts w:ascii="Times New Roman" w:hAnsi="Times New Roman" w:cs="Times New Roman"/>
+          <w:b/>
+          <w:sz w:val="40"/>
+          <w:szCs w:val="40"/>
+        </w:rPr>
+        <w:t>PRZEWODNICZĄCEGO RZĄDU KORONNEGO</w:t>
       </w:r>
     </w:p>
     <w:p>
@@ -65,7 +74,7 @@
         <w:rPr>
           <w:rFonts w:ascii="Times New Roman" w:hAnsi="Times New Roman" w:cs="Times New Roman"/>
         </w:rPr>
-        <w:t>5</w:t>
+        <w:t>6</w:t>
       </w:r>
       <w:r>
         <w:rPr>
@@ -133,7 +142,7 @@
           <w:sz w:val="24"/>
           <w:szCs w:val="24"/>
         </w:rPr>
-        <w:t xml:space="preserve">utworzeniu Ministerstwa </w:t>
+        <w:t>szczegółowym zakresie</w:t>
       </w:r>
       <w:r>
         <w:rPr>
@@ -142,7 +151,16 @@
           <w:sz w:val="24"/>
           <w:szCs w:val="24"/>
         </w:rPr>
-        <w:t>Finansów</w:t>
+        <w:t xml:space="preserve"> działania </w:t>
+      </w:r>
+      <w:r>
+        <w:rPr>
+          <w:rFonts w:ascii="Times New Roman" w:hAnsi="Times New Roman" w:cs="Times New Roman"/>
+          <w:b/>
+          <w:sz w:val="24"/>
+          <w:szCs w:val="24"/>
+        </w:rPr>
+        <w:t>ministrów koronnych</w:t>
       </w:r>
     </w:p>
     <w:p>
@@ -182,7 +200,7 @@
           <w:rFonts w:ascii="Times New Roman" w:hAnsi="Times New Roman" w:cs="Times New Roman"/>
           <w:bCs/>
         </w:rPr>
-        <w:t>10 ust. 1</w:t>
+        <w:t>2</w:t>
       </w:r>
       <w:r>
         <w:rPr>
@@ -203,7 +221,42 @@
           <w:rFonts w:ascii="Times New Roman" w:hAnsi="Times New Roman" w:cs="Times New Roman"/>
           <w:bCs/>
         </w:rPr>
-        <w:t>05.03.2026 r.</w:t>
+        <w:t>30</w:t>
+      </w:r>
+      <w:r>
+        <w:rPr>
+          <w:rFonts w:ascii="Times New Roman" w:hAnsi="Times New Roman" w:cs="Times New Roman"/>
+          <w:bCs/>
+        </w:rPr>
+        <w:t>.</w:t>
+      </w:r>
+      <w:r>
+        <w:rPr>
+          <w:rFonts w:ascii="Times New Roman" w:hAnsi="Times New Roman" w:cs="Times New Roman"/>
+          <w:bCs/>
+        </w:rPr>
+        <w:t>12</w:t>
+      </w:r>
+      <w:r>
+        <w:rPr>
+          <w:rFonts w:ascii="Times New Roman" w:hAnsi="Times New Roman" w:cs="Times New Roman"/>
+          <w:bCs/>
+        </w:rPr>
+        <w:t>.202</w:t>
+      </w:r>
+      <w:r>
+        <w:rPr>
+          <w:rFonts w:ascii="Times New Roman" w:hAnsi="Times New Roman" w:cs="Times New Roman"/>
+          <w:bCs/>
+        </w:rPr>
+        <w:t>5</w:t>
+      </w:r>
+      <w:r>
+        <w:rPr>
+          <w:rFonts w:ascii="Times New Roman" w:hAnsi="Times New Roman" w:cs="Times New Roman"/>
+          <w:bCs/>
+        </w:rPr>
+        <w:t xml:space="preserve"> r.</w:t>
       </w:r>
       <w:r>
         <w:rPr>
@@ -217,7 +270,7 @@
           <w:rFonts w:ascii="Times New Roman" w:hAnsi="Times New Roman" w:cs="Times New Roman"/>
           <w:bCs/>
         </w:rPr>
-        <w:t>Rządzie Koronnym</w:t>
+        <w:t>działach administracji koronnej</w:t>
       </w:r>
       <w:r>
         <w:rPr>
@@ -231,35 +284,1834 @@
           <w:rFonts w:ascii="Times New Roman" w:hAnsi="Times New Roman" w:cs="Times New Roman"/>
           <w:bCs/>
         </w:rPr>
+        <w:t>5</w:t>
+      </w:r>
+      <w:r>
+        <w:rPr>
+          <w:rFonts w:ascii="Times New Roman" w:hAnsi="Times New Roman" w:cs="Times New Roman"/>
+          <w:bCs/>
+        </w:rPr>
+        <w:t xml:space="preserve"> r. poz. </w:t>
+      </w:r>
+      <w:r>
+        <w:rPr>
+          <w:rFonts w:ascii="Times New Roman" w:hAnsi="Times New Roman" w:cs="Times New Roman"/>
+          <w:bCs/>
+        </w:rPr>
+        <w:t>27</w:t>
+      </w:r>
+      <w:r>
+        <w:rPr>
+          <w:rFonts w:ascii="Times New Roman" w:hAnsi="Times New Roman" w:cs="Times New Roman"/>
+          <w:bCs/>
+        </w:rPr>
+        <w:t xml:space="preserve">) </w:t>
+      </w:r>
+      <w:r>
+        <w:rPr>
+          <w:rFonts w:ascii="Times New Roman" w:hAnsi="Times New Roman" w:cs="Times New Roman"/>
+          <w:bCs/>
+        </w:rPr>
+        <w:t>zarządza się, co następuje:</w:t>
+      </w:r>
+    </w:p>
+    <w:p>
+      <w:pPr>
+        <w:keepNext/>
+        <w:keepLines/>
+        <w:spacing w:after="0" w:line="360" w:lineRule="auto"/>
+        <w:jc w:val="both"/>
+        <w:rPr>
+          <w:rFonts w:ascii="Times New Roman" w:hAnsi="Times New Roman" w:cs="Times New Roman"/>
+          <w:bCs/>
+        </w:rPr>
+      </w:pPr>
+    </w:p>
+    <w:p>
+      <w:pPr>
+        <w:keepNext/>
+        <w:keepLines/>
+        <w:spacing w:after="0" w:line="360" w:lineRule="auto"/>
+        <w:jc w:val="both"/>
+        <w:rPr>
+          <w:rFonts w:ascii="Times New Roman" w:hAnsi="Times New Roman" w:cs="Times New Roman"/>
+          <w:bCs/>
+        </w:rPr>
+      </w:pPr>
+      <w:r>
+        <w:rPr>
+          <w:rFonts w:ascii="Times New Roman" w:hAnsi="Times New Roman" w:cs="Times New Roman"/>
+          <w:b/>
+        </w:rPr>
+        <w:t>§</w:t>
+      </w:r>
+      <w:r>
+        <w:rPr>
+          <w:rFonts w:ascii="Times New Roman" w:hAnsi="Times New Roman" w:cs="Times New Roman"/>
+          <w:b/>
+        </w:rPr>
+        <w:t xml:space="preserve"> 1. </w:t>
+      </w:r>
+      <w:r>
+        <w:rPr>
+          <w:rFonts w:ascii="Times New Roman" w:hAnsi="Times New Roman" w:cs="Times New Roman"/>
+          <w:b/>
+        </w:rPr>
+        <w:t xml:space="preserve"> </w:t>
+      </w:r>
+      <w:r>
+        <w:rPr>
+          <w:rFonts w:ascii="Times New Roman" w:hAnsi="Times New Roman" w:cs="Times New Roman"/>
+          <w:bCs/>
+        </w:rPr>
+        <w:t xml:space="preserve">Niniejsze rozporządzenie reguluje szczegółowy zakres działania ministrów koronnych oraz </w:t>
+      </w:r>
+      <w:r>
+        <w:rPr>
+          <w:rFonts w:ascii="Times New Roman" w:hAnsi="Times New Roman" w:cs="Times New Roman"/>
+          <w:bCs/>
+        </w:rPr>
+        <w:t xml:space="preserve">wskazuje </w:t>
+      </w:r>
+      <w:r>
+        <w:rPr>
+          <w:rFonts w:ascii="Times New Roman" w:hAnsi="Times New Roman" w:cs="Times New Roman"/>
+          <w:bCs/>
+        </w:rPr>
+        <w:t xml:space="preserve">urzędy </w:t>
+      </w:r>
+      <w:r>
+        <w:rPr>
+          <w:rFonts w:ascii="Times New Roman" w:hAnsi="Times New Roman" w:cs="Times New Roman"/>
+          <w:bCs/>
+        </w:rPr>
+        <w:t xml:space="preserve">zapewniające obsługę </w:t>
+      </w:r>
+      <w:r>
+        <w:rPr>
+          <w:rFonts w:ascii="Times New Roman" w:hAnsi="Times New Roman" w:cs="Times New Roman"/>
+          <w:bCs/>
+        </w:rPr>
+        <w:t>ministrów koronnych.</w:t>
+      </w:r>
+    </w:p>
+    <w:p>
+      <w:pPr>
+        <w:keepNext/>
+        <w:keepLines/>
+        <w:spacing w:after="0" w:line="360" w:lineRule="auto"/>
+        <w:jc w:val="both"/>
+        <w:rPr>
+          <w:rFonts w:ascii="Times New Roman" w:hAnsi="Times New Roman" w:cs="Times New Roman"/>
+          <w:b/>
+        </w:rPr>
+      </w:pPr>
+    </w:p>
+    <w:p>
+      <w:pPr>
+        <w:keepNext/>
+        <w:keepLines/>
+        <w:spacing w:after="0" w:line="360" w:lineRule="auto"/>
+        <w:jc w:val="both"/>
+        <w:rPr>
+          <w:rFonts w:ascii="Times New Roman" w:hAnsi="Times New Roman" w:cs="Times New Roman"/>
+          <w:b/>
+        </w:rPr>
+      </w:pPr>
+      <w:r>
+        <w:rPr>
+          <w:rFonts w:ascii="Times New Roman" w:hAnsi="Times New Roman" w:cs="Times New Roman"/>
+          <w:b/>
+        </w:rPr>
+        <w:t>§</w:t>
+      </w:r>
+      <w:r>
+        <w:rPr>
+          <w:rFonts w:ascii="Times New Roman" w:hAnsi="Times New Roman" w:cs="Times New Roman"/>
+          <w:b/>
+        </w:rPr>
+        <w:t xml:space="preserve"> </w:t>
+      </w:r>
+      <w:r>
+        <w:rPr>
+          <w:rFonts w:ascii="Times New Roman" w:hAnsi="Times New Roman" w:cs="Times New Roman"/>
+          <w:b/>
+        </w:rPr>
+        <w:t>2</w:t>
+      </w:r>
+      <w:r>
+        <w:rPr>
+          <w:rFonts w:ascii="Times New Roman" w:hAnsi="Times New Roman" w:cs="Times New Roman"/>
+          <w:b/>
+        </w:rPr>
+        <w:t xml:space="preserve">.  </w:t>
+      </w:r>
+      <w:r>
+        <w:rPr>
+          <w:rFonts w:ascii="Times New Roman" w:hAnsi="Times New Roman" w:cs="Times New Roman"/>
+          <w:bCs/>
+        </w:rPr>
+        <w:t xml:space="preserve">1. </w:t>
+      </w:r>
+      <w:r>
+        <w:rPr>
+          <w:rFonts w:ascii="Times New Roman" w:hAnsi="Times New Roman" w:cs="Times New Roman"/>
+          <w:bCs/>
+        </w:rPr>
+        <w:t>Minister</w:t>
+      </w:r>
+      <w:r>
+        <w:rPr>
+          <w:rFonts w:ascii="Times New Roman" w:hAnsi="Times New Roman" w:cs="Times New Roman"/>
+          <w:bCs/>
+        </w:rPr>
+        <w:t xml:space="preserve"> Spraw Wewnętrznych i Bezpieczeństwa Państwa</w:t>
+      </w:r>
+      <w:r>
+        <w:rPr>
+          <w:rFonts w:ascii="Times New Roman" w:hAnsi="Times New Roman" w:cs="Times New Roman"/>
+          <w:bCs/>
+        </w:rPr>
+        <w:t xml:space="preserve"> kieruje </w:t>
+      </w:r>
+      <w:r>
+        <w:rPr>
+          <w:rFonts w:ascii="Times New Roman" w:hAnsi="Times New Roman" w:cs="Times New Roman"/>
+          <w:bCs/>
+        </w:rPr>
+        <w:t>następującymi działami administracji koronnej:</w:t>
+      </w:r>
+    </w:p>
+    <w:p>
+      <w:pPr>
+        <w:keepNext/>
+        <w:keepLines/>
+        <w:spacing w:after="0" w:line="360" w:lineRule="auto"/>
+        <w:jc w:val="both"/>
+        <w:rPr>
+          <w:rFonts w:ascii="Times New Roman" w:hAnsi="Times New Roman" w:cs="Times New Roman"/>
+          <w:bCs/>
+        </w:rPr>
+      </w:pPr>
+      <w:r>
+        <w:rPr>
+          <w:rFonts w:ascii="Times New Roman" w:hAnsi="Times New Roman" w:cs="Times New Roman"/>
+          <w:bCs/>
+        </w:rPr>
+        <w:t>1) administracja publiczna;</w:t>
+      </w:r>
+    </w:p>
+    <w:p>
+      <w:pPr>
+        <w:keepNext/>
+        <w:keepLines/>
+        <w:spacing w:after="0" w:line="360" w:lineRule="auto"/>
+        <w:jc w:val="both"/>
+        <w:rPr>
+          <w:rFonts w:ascii="Times New Roman" w:hAnsi="Times New Roman" w:cs="Times New Roman"/>
+          <w:bCs/>
+        </w:rPr>
+      </w:pPr>
+      <w:r>
+        <w:rPr>
+          <w:rFonts w:ascii="Times New Roman" w:hAnsi="Times New Roman" w:cs="Times New Roman"/>
+          <w:bCs/>
+        </w:rPr>
+        <w:t xml:space="preserve">2) </w:t>
+      </w:r>
+      <w:r>
+        <w:rPr>
+          <w:rFonts w:ascii="Times New Roman" w:hAnsi="Times New Roman" w:cs="Times New Roman"/>
+          <w:bCs/>
+        </w:rPr>
+        <w:t xml:space="preserve">sprawy </w:t>
+      </w:r>
+      <w:r>
+        <w:rPr>
+          <w:rFonts w:ascii="Times New Roman" w:hAnsi="Times New Roman" w:cs="Times New Roman"/>
+          <w:bCs/>
+        </w:rPr>
+        <w:t>wewnętrzne i bezpieczeństwo państwa.</w:t>
+      </w:r>
+    </w:p>
+    <w:p>
+      <w:pPr>
+        <w:keepNext/>
+        <w:keepLines/>
+        <w:spacing w:after="0" w:line="360" w:lineRule="auto"/>
+        <w:jc w:val="both"/>
+        <w:rPr>
+          <w:rFonts w:ascii="Times New Roman" w:hAnsi="Times New Roman" w:cs="Times New Roman"/>
+          <w:bCs/>
+        </w:rPr>
+      </w:pPr>
+      <w:r>
+        <w:rPr>
+          <w:rFonts w:ascii="Times New Roman" w:hAnsi="Times New Roman" w:cs="Times New Roman"/>
+          <w:bCs/>
+        </w:rPr>
+        <w:t xml:space="preserve">2. </w:t>
+      </w:r>
+      <w:r>
+        <w:rPr>
+          <w:rFonts w:ascii="Times New Roman" w:hAnsi="Times New Roman" w:cs="Times New Roman"/>
+          <w:bCs/>
+        </w:rPr>
+        <w:t xml:space="preserve">Obsługę ministra </w:t>
+      </w:r>
+      <w:r>
+        <w:rPr>
+          <w:rFonts w:ascii="Times New Roman" w:hAnsi="Times New Roman" w:cs="Times New Roman"/>
+          <w:bCs/>
+        </w:rPr>
+        <w:t xml:space="preserve">określonego w ust. 1 </w:t>
+      </w:r>
+      <w:r>
+        <w:rPr>
+          <w:rFonts w:ascii="Times New Roman" w:hAnsi="Times New Roman" w:cs="Times New Roman"/>
+          <w:bCs/>
+        </w:rPr>
+        <w:t>zapewnia Ministerstwo Spraw Wewnętrznych i Bezpieczeństwa Państwa.</w:t>
+      </w:r>
+    </w:p>
+    <w:p>
+      <w:pPr>
+        <w:keepNext/>
+        <w:keepLines/>
+        <w:spacing w:after="0" w:line="360" w:lineRule="auto"/>
+        <w:jc w:val="both"/>
+        <w:rPr>
+          <w:rFonts w:ascii="Times New Roman" w:hAnsi="Times New Roman" w:cs="Times New Roman"/>
+          <w:bCs/>
+        </w:rPr>
+      </w:pPr>
+    </w:p>
+    <w:p>
+      <w:pPr>
+        <w:keepNext/>
+        <w:keepLines/>
+        <w:spacing w:after="0" w:line="360" w:lineRule="auto"/>
+        <w:jc w:val="both"/>
+        <w:rPr>
+          <w:rFonts w:ascii="Times New Roman" w:hAnsi="Times New Roman" w:cs="Times New Roman"/>
+          <w:bCs/>
+        </w:rPr>
+      </w:pPr>
+      <w:r>
+        <w:rPr>
+          <w:rFonts w:ascii="Times New Roman" w:hAnsi="Times New Roman" w:cs="Times New Roman"/>
+          <w:b/>
+        </w:rPr>
+        <w:t>§</w:t>
+      </w:r>
+      <w:r>
+        <w:rPr>
+          <w:rFonts w:ascii="Times New Roman" w:hAnsi="Times New Roman" w:cs="Times New Roman"/>
+          <w:b/>
+        </w:rPr>
+        <w:t xml:space="preserve"> </w:t>
+      </w:r>
+      <w:r>
+        <w:rPr>
+          <w:rFonts w:ascii="Times New Roman" w:hAnsi="Times New Roman" w:cs="Times New Roman"/>
+          <w:b/>
+        </w:rPr>
+        <w:t>3</w:t>
+      </w:r>
+      <w:r>
+        <w:rPr>
+          <w:rFonts w:ascii="Times New Roman" w:hAnsi="Times New Roman" w:cs="Times New Roman"/>
+          <w:b/>
+        </w:rPr>
+        <w:t xml:space="preserve">.  </w:t>
+      </w:r>
+      <w:r>
+        <w:rPr>
+          <w:rFonts w:ascii="Times New Roman" w:hAnsi="Times New Roman" w:cs="Times New Roman"/>
+          <w:bCs/>
+        </w:rPr>
+        <w:t xml:space="preserve">1. </w:t>
+      </w:r>
+      <w:r>
+        <w:rPr>
+          <w:rFonts w:ascii="Times New Roman" w:hAnsi="Times New Roman" w:cs="Times New Roman"/>
+          <w:bCs/>
+        </w:rPr>
+        <w:t>Minister</w:t>
+      </w:r>
+      <w:r>
+        <w:rPr>
+          <w:rFonts w:ascii="Times New Roman" w:hAnsi="Times New Roman" w:cs="Times New Roman"/>
+          <w:bCs/>
+        </w:rPr>
+        <w:t xml:space="preserve"> Finansów</w:t>
+      </w:r>
+      <w:r>
+        <w:rPr>
+          <w:rFonts w:ascii="Times New Roman" w:hAnsi="Times New Roman" w:cs="Times New Roman"/>
+          <w:bCs/>
+        </w:rPr>
+        <w:t xml:space="preserve"> kieruje następującymi działami administracji koronnej:</w:t>
+      </w:r>
+    </w:p>
+    <w:p>
+      <w:pPr>
+        <w:keepNext/>
+        <w:keepLines/>
+        <w:spacing w:after="0" w:line="360" w:lineRule="auto"/>
+        <w:jc w:val="both"/>
+        <w:rPr>
+          <w:rFonts w:ascii="Times New Roman" w:hAnsi="Times New Roman" w:cs="Times New Roman"/>
+          <w:bCs/>
+        </w:rPr>
+      </w:pPr>
+      <w:r>
+        <w:rPr>
+          <w:rFonts w:ascii="Times New Roman" w:hAnsi="Times New Roman" w:cs="Times New Roman"/>
+          <w:bCs/>
+        </w:rPr>
+        <w:t>1) aktywa państwowe;</w:t>
+      </w:r>
+    </w:p>
+    <w:p>
+      <w:pPr>
+        <w:keepNext/>
+        <w:keepLines/>
+        <w:spacing w:after="0" w:line="360" w:lineRule="auto"/>
+        <w:jc w:val="both"/>
+        <w:rPr>
+          <w:rFonts w:ascii="Times New Roman" w:hAnsi="Times New Roman" w:cs="Times New Roman"/>
+          <w:bCs/>
+        </w:rPr>
+      </w:pPr>
+      <w:r>
+        <w:rPr>
+          <w:rFonts w:ascii="Times New Roman" w:hAnsi="Times New Roman" w:cs="Times New Roman"/>
+          <w:bCs/>
+        </w:rPr>
+        <w:t>2) budżet;</w:t>
+      </w:r>
+    </w:p>
+    <w:p>
+      <w:pPr>
+        <w:keepNext/>
+        <w:keepLines/>
+        <w:spacing w:after="0" w:line="360" w:lineRule="auto"/>
+        <w:jc w:val="both"/>
+        <w:rPr>
+          <w:rFonts w:ascii="Times New Roman" w:hAnsi="Times New Roman" w:cs="Times New Roman"/>
+          <w:bCs/>
+        </w:rPr>
+      </w:pPr>
+      <w:r>
+        <w:rPr>
+          <w:rFonts w:ascii="Times New Roman" w:hAnsi="Times New Roman" w:cs="Times New Roman"/>
+          <w:bCs/>
+        </w:rPr>
+        <w:t>3) finanse publiczne;</w:t>
+      </w:r>
+    </w:p>
+    <w:p>
+      <w:pPr>
+        <w:keepNext/>
+        <w:keepLines/>
+        <w:spacing w:after="0" w:line="360" w:lineRule="auto"/>
+        <w:jc w:val="both"/>
+        <w:rPr>
+          <w:rFonts w:ascii="Times New Roman" w:hAnsi="Times New Roman" w:cs="Times New Roman"/>
+          <w:bCs/>
+        </w:rPr>
+      </w:pPr>
+      <w:r>
+        <w:rPr>
+          <w:rFonts w:ascii="Times New Roman" w:hAnsi="Times New Roman" w:cs="Times New Roman"/>
+          <w:bCs/>
+        </w:rPr>
+        <w:t>4) instytucje finansowe.</w:t>
+      </w:r>
+    </w:p>
+    <w:p>
+      <w:pPr>
+        <w:keepNext/>
+        <w:keepLines/>
+        <w:spacing w:after="0" w:line="360" w:lineRule="auto"/>
+        <w:jc w:val="both"/>
+        <w:rPr>
+          <w:rFonts w:ascii="Times New Roman" w:hAnsi="Times New Roman" w:cs="Times New Roman"/>
+          <w:bCs/>
+        </w:rPr>
+      </w:pPr>
+      <w:r>
+        <w:rPr>
+          <w:rFonts w:ascii="Times New Roman" w:hAnsi="Times New Roman" w:cs="Times New Roman"/>
+          <w:bCs/>
+        </w:rPr>
+        <w:t xml:space="preserve">2. Obsługę ministra </w:t>
+      </w:r>
+      <w:r>
+        <w:rPr>
+          <w:rFonts w:ascii="Times New Roman" w:hAnsi="Times New Roman" w:cs="Times New Roman"/>
+          <w:bCs/>
+        </w:rPr>
+        <w:t xml:space="preserve">określonego w ust. 1 </w:t>
+      </w:r>
+      <w:r>
+        <w:rPr>
+          <w:rFonts w:ascii="Times New Roman" w:hAnsi="Times New Roman" w:cs="Times New Roman"/>
+          <w:bCs/>
+        </w:rPr>
+        <w:t>zapewnia Ministerstwo Finansów.</w:t>
+      </w:r>
+    </w:p>
+    <w:p>
+      <w:pPr>
+        <w:keepNext/>
+        <w:keepLines/>
+        <w:spacing w:after="0" w:line="360" w:lineRule="auto"/>
+        <w:jc w:val="both"/>
+        <w:rPr>
+          <w:rFonts w:ascii="Times New Roman" w:hAnsi="Times New Roman" w:cs="Times New Roman"/>
+          <w:bCs/>
+        </w:rPr>
+      </w:pPr>
+    </w:p>
+    <w:p>
+      <w:pPr>
+        <w:keepNext/>
+        <w:keepLines/>
+        <w:spacing w:after="0" w:line="360" w:lineRule="auto"/>
+        <w:jc w:val="both"/>
+        <w:rPr>
+          <w:rFonts w:ascii="Times New Roman" w:hAnsi="Times New Roman" w:cs="Times New Roman"/>
+          <w:bCs/>
+        </w:rPr>
+      </w:pPr>
+      <w:r>
+        <w:rPr>
+          <w:rFonts w:ascii="Times New Roman" w:hAnsi="Times New Roman" w:cs="Times New Roman"/>
+          <w:b/>
+        </w:rPr>
+        <w:t>§</w:t>
+      </w:r>
+      <w:r>
+        <w:rPr>
+          <w:rFonts w:ascii="Times New Roman" w:hAnsi="Times New Roman" w:cs="Times New Roman"/>
+          <w:b/>
+        </w:rPr>
+        <w:t xml:space="preserve"> </w:t>
+      </w:r>
+      <w:r>
+        <w:rPr>
+          <w:rFonts w:ascii="Times New Roman" w:hAnsi="Times New Roman" w:cs="Times New Roman"/>
+          <w:b/>
+        </w:rPr>
+        <w:t>4</w:t>
+      </w:r>
+      <w:r>
+        <w:rPr>
+          <w:rFonts w:ascii="Times New Roman" w:hAnsi="Times New Roman" w:cs="Times New Roman"/>
+          <w:b/>
+        </w:rPr>
+        <w:t xml:space="preserve">.  </w:t>
+      </w:r>
+      <w:r>
+        <w:rPr>
+          <w:rFonts w:ascii="Times New Roman" w:hAnsi="Times New Roman" w:cs="Times New Roman"/>
+          <w:bCs/>
+        </w:rPr>
+        <w:t xml:space="preserve">1. </w:t>
+      </w:r>
+      <w:r>
+        <w:rPr>
+          <w:rFonts w:ascii="Times New Roman" w:hAnsi="Times New Roman" w:cs="Times New Roman"/>
+          <w:bCs/>
+        </w:rPr>
+        <w:t>Minister</w:t>
+      </w:r>
+      <w:r>
+        <w:rPr>
+          <w:rFonts w:ascii="Times New Roman" w:hAnsi="Times New Roman" w:cs="Times New Roman"/>
+          <w:bCs/>
+        </w:rPr>
+        <w:t xml:space="preserve"> Spraw Zagranicznych</w:t>
+      </w:r>
+      <w:r>
+        <w:rPr>
+          <w:rFonts w:ascii="Times New Roman" w:hAnsi="Times New Roman" w:cs="Times New Roman"/>
+          <w:bCs/>
+        </w:rPr>
+        <w:t xml:space="preserve"> kieruje następującymi działami administracji koronnej:</w:t>
+      </w:r>
+    </w:p>
+    <w:p>
+      <w:pPr>
+        <w:keepNext/>
+        <w:keepLines/>
+        <w:spacing w:after="0" w:line="360" w:lineRule="auto"/>
+        <w:jc w:val="both"/>
+        <w:rPr>
+          <w:rFonts w:ascii="Times New Roman" w:hAnsi="Times New Roman" w:cs="Times New Roman"/>
+          <w:bCs/>
+        </w:rPr>
+      </w:pPr>
+      <w:r>
+        <w:rPr>
+          <w:rFonts w:ascii="Times New Roman" w:hAnsi="Times New Roman" w:cs="Times New Roman"/>
+          <w:bCs/>
+        </w:rPr>
+        <w:t>1) członkostwo Korony w DWZZM;</w:t>
+      </w:r>
+    </w:p>
+    <w:p>
+      <w:pPr>
+        <w:keepNext/>
+        <w:keepLines/>
+        <w:spacing w:after="0" w:line="360" w:lineRule="auto"/>
+        <w:jc w:val="both"/>
+        <w:rPr>
+          <w:rFonts w:ascii="Times New Roman" w:hAnsi="Times New Roman" w:cs="Times New Roman"/>
+          <w:bCs/>
+        </w:rPr>
+      </w:pPr>
+      <w:r>
+        <w:rPr>
+          <w:rFonts w:ascii="Times New Roman" w:hAnsi="Times New Roman" w:cs="Times New Roman"/>
+          <w:bCs/>
+        </w:rPr>
+        <w:t>2) sprawy zagraniczne.</w:t>
+      </w:r>
+    </w:p>
+    <w:p>
+      <w:pPr>
+        <w:keepNext/>
+        <w:keepLines/>
+        <w:spacing w:after="0" w:line="360" w:lineRule="auto"/>
+        <w:jc w:val="both"/>
+        <w:rPr>
+          <w:rFonts w:ascii="Times New Roman" w:hAnsi="Times New Roman" w:cs="Times New Roman"/>
+          <w:bCs/>
+        </w:rPr>
+      </w:pPr>
+      <w:r>
+        <w:rPr>
+          <w:rFonts w:ascii="Times New Roman" w:hAnsi="Times New Roman" w:cs="Times New Roman"/>
+          <w:bCs/>
+        </w:rPr>
+        <w:t>2. Obsługę ministra</w:t>
+      </w:r>
+      <w:r>
+        <w:rPr>
+          <w:rFonts w:ascii="Times New Roman" w:hAnsi="Times New Roman" w:cs="Times New Roman"/>
+          <w:bCs/>
+        </w:rPr>
+        <w:t xml:space="preserve"> </w:t>
+      </w:r>
+      <w:r>
+        <w:rPr>
+          <w:rFonts w:ascii="Times New Roman" w:hAnsi="Times New Roman" w:cs="Times New Roman"/>
+          <w:bCs/>
+        </w:rPr>
+        <w:t xml:space="preserve">określonego w ust. 1 </w:t>
+      </w:r>
+      <w:r>
+        <w:rPr>
+          <w:rFonts w:ascii="Times New Roman" w:hAnsi="Times New Roman" w:cs="Times New Roman"/>
+          <w:bCs/>
+        </w:rPr>
+        <w:t>zapewnia Ministerstwo Spraw Zagranicznych.</w:t>
+      </w:r>
+    </w:p>
+    <w:p>
+      <w:pPr>
+        <w:keepNext/>
+        <w:keepLines/>
+        <w:spacing w:after="0" w:line="360" w:lineRule="auto"/>
+        <w:jc w:val="both"/>
+        <w:rPr>
+          <w:rFonts w:ascii="Times New Roman" w:hAnsi="Times New Roman" w:cs="Times New Roman"/>
+          <w:bCs/>
+        </w:rPr>
+      </w:pPr>
+      <w:r>
+        <w:rPr>
+          <w:rFonts w:ascii="Times New Roman" w:hAnsi="Times New Roman" w:cs="Times New Roman"/>
+          <w:bCs/>
+        </w:rPr>
+        <w:t xml:space="preserve">3. Minister Spraw Zagranicznych </w:t>
+      </w:r>
+      <w:r>
+        <w:rPr>
+          <w:rFonts w:ascii="Times New Roman" w:hAnsi="Times New Roman" w:cs="Times New Roman"/>
+          <w:bCs/>
+        </w:rPr>
+        <w:t>reprezentuje Koronę Krulestwa Multikont w Demokratycznym Wolnym Związku Zawodowym Multikont, w szczególności uczestnicząc w pracach</w:t>
+      </w:r>
+      <w:r>
+        <w:rPr>
+          <w:rFonts w:ascii="Times New Roman" w:hAnsi="Times New Roman" w:cs="Times New Roman"/>
+          <w:bCs/>
+        </w:rPr>
+        <w:t xml:space="preserve"> organu określonego w art. 9 II Traktatu Tarkwinogrodzkiego z 15.09.2024 r. (Kr. Dz. U. z 2024 r. poz. 20)</w:t>
+      </w:r>
+      <w:r>
+        <w:rPr>
+          <w:rFonts w:ascii="Times New Roman" w:hAnsi="Times New Roman" w:cs="Times New Roman"/>
+          <w:bCs/>
+        </w:rPr>
+        <w:t>.</w:t>
+      </w:r>
+    </w:p>
+    <w:p>
+      <w:pPr>
+        <w:keepNext/>
+        <w:keepLines/>
+        <w:spacing w:after="0" w:line="360" w:lineRule="auto"/>
+        <w:jc w:val="both"/>
+        <w:rPr>
+          <w:rFonts w:ascii="Times New Roman" w:hAnsi="Times New Roman" w:cs="Times New Roman"/>
+          <w:bCs/>
+        </w:rPr>
+      </w:pPr>
+    </w:p>
+    <w:p>
+      <w:pPr>
+        <w:keepNext/>
+        <w:keepLines/>
+        <w:spacing w:after="0" w:line="360" w:lineRule="auto"/>
+        <w:jc w:val="both"/>
+        <w:rPr>
+          <w:rFonts w:ascii="Times New Roman" w:hAnsi="Times New Roman" w:cs="Times New Roman"/>
+          <w:bCs/>
+        </w:rPr>
+      </w:pPr>
+      <w:r>
+        <w:rPr>
+          <w:rFonts w:ascii="Times New Roman" w:hAnsi="Times New Roman" w:cs="Times New Roman"/>
+          <w:b/>
+        </w:rPr>
+        <w:lastRenderedPageBreak/>
+        <w:t>§</w:t>
+      </w:r>
+      <w:r>
+        <w:rPr>
+          <w:rFonts w:ascii="Times New Roman" w:hAnsi="Times New Roman" w:cs="Times New Roman"/>
+          <w:b/>
+        </w:rPr>
+        <w:t xml:space="preserve"> </w:t>
+      </w:r>
+      <w:r>
+        <w:rPr>
+          <w:rFonts w:ascii="Times New Roman" w:hAnsi="Times New Roman" w:cs="Times New Roman"/>
+          <w:b/>
+        </w:rPr>
+        <w:t>5</w:t>
+      </w:r>
+      <w:r>
+        <w:rPr>
+          <w:rFonts w:ascii="Times New Roman" w:hAnsi="Times New Roman" w:cs="Times New Roman"/>
+          <w:b/>
+        </w:rPr>
+        <w:t xml:space="preserve">. </w:t>
+      </w:r>
+      <w:r>
+        <w:rPr>
+          <w:rFonts w:ascii="Times New Roman" w:hAnsi="Times New Roman" w:cs="Times New Roman"/>
+          <w:bCs/>
+        </w:rPr>
+        <w:t xml:space="preserve">1. </w:t>
+      </w:r>
+      <w:r>
+        <w:rPr>
+          <w:rFonts w:ascii="Times New Roman" w:hAnsi="Times New Roman" w:cs="Times New Roman"/>
+          <w:bCs/>
+        </w:rPr>
+        <w:t>Minister</w:t>
+      </w:r>
+      <w:r>
+        <w:rPr>
+          <w:rFonts w:ascii="Times New Roman" w:hAnsi="Times New Roman" w:cs="Times New Roman"/>
+          <w:bCs/>
+        </w:rPr>
+        <w:t xml:space="preserve"> Gospodarki</w:t>
+      </w:r>
+      <w:r>
+        <w:rPr>
+          <w:rFonts w:ascii="Times New Roman" w:hAnsi="Times New Roman" w:cs="Times New Roman"/>
+          <w:bCs/>
+        </w:rPr>
+        <w:t xml:space="preserve"> kieruje następującymi działami administracji koronnej:</w:t>
+      </w:r>
+    </w:p>
+    <w:p>
+      <w:pPr>
+        <w:keepNext/>
+        <w:keepLines/>
+        <w:spacing w:after="0" w:line="360" w:lineRule="auto"/>
+        <w:jc w:val="both"/>
+        <w:rPr>
+          <w:rFonts w:ascii="Times New Roman" w:hAnsi="Times New Roman" w:cs="Times New Roman"/>
+          <w:bCs/>
+        </w:rPr>
+      </w:pPr>
+      <w:r>
+        <w:rPr>
+          <w:rFonts w:ascii="Times New Roman" w:hAnsi="Times New Roman" w:cs="Times New Roman"/>
+          <w:bCs/>
+        </w:rPr>
+        <w:t>1) budownictwo i mieszkalnictwo;</w:t>
+      </w:r>
+    </w:p>
+    <w:p>
+      <w:pPr>
+        <w:keepNext/>
+        <w:keepLines/>
+        <w:spacing w:after="0" w:line="360" w:lineRule="auto"/>
+        <w:jc w:val="both"/>
+        <w:rPr>
+          <w:rFonts w:ascii="Times New Roman" w:hAnsi="Times New Roman" w:cs="Times New Roman"/>
+          <w:bCs/>
+        </w:rPr>
+      </w:pPr>
+      <w:r>
+        <w:rPr>
+          <w:rFonts w:ascii="Times New Roman" w:hAnsi="Times New Roman" w:cs="Times New Roman"/>
+          <w:bCs/>
+        </w:rPr>
+        <w:t>2) energia;</w:t>
+      </w:r>
+    </w:p>
+    <w:p>
+      <w:pPr>
+        <w:keepNext/>
+        <w:keepLines/>
+        <w:spacing w:after="0" w:line="360" w:lineRule="auto"/>
+        <w:jc w:val="both"/>
+        <w:rPr>
+          <w:rFonts w:ascii="Times New Roman" w:hAnsi="Times New Roman" w:cs="Times New Roman"/>
+          <w:bCs/>
+        </w:rPr>
+      </w:pPr>
+      <w:r>
+        <w:rPr>
+          <w:rFonts w:ascii="Times New Roman" w:hAnsi="Times New Roman" w:cs="Times New Roman"/>
+          <w:bCs/>
+        </w:rPr>
+        <w:t>3) klimat;</w:t>
+      </w:r>
+    </w:p>
+    <w:p>
+      <w:pPr>
+        <w:keepNext/>
+        <w:keepLines/>
+        <w:spacing w:after="0" w:line="360" w:lineRule="auto"/>
+        <w:jc w:val="both"/>
+        <w:rPr>
+          <w:rFonts w:ascii="Times New Roman" w:hAnsi="Times New Roman" w:cs="Times New Roman"/>
+          <w:bCs/>
+        </w:rPr>
+      </w:pPr>
+      <w:r>
+        <w:rPr>
+          <w:rFonts w:ascii="Times New Roman" w:hAnsi="Times New Roman" w:cs="Times New Roman"/>
+          <w:bCs/>
+        </w:rPr>
+        <w:t>4) łączność;</w:t>
+      </w:r>
+    </w:p>
+    <w:p>
+      <w:pPr>
+        <w:keepNext/>
+        <w:keepLines/>
+        <w:spacing w:after="0" w:line="360" w:lineRule="auto"/>
+        <w:jc w:val="both"/>
+        <w:rPr>
+          <w:rFonts w:ascii="Times New Roman" w:hAnsi="Times New Roman" w:cs="Times New Roman"/>
+          <w:bCs/>
+        </w:rPr>
+      </w:pPr>
+      <w:r>
+        <w:rPr>
+          <w:rFonts w:ascii="Times New Roman" w:hAnsi="Times New Roman" w:cs="Times New Roman"/>
+          <w:bCs/>
+        </w:rPr>
+        <w:t>5) transport</w:t>
+      </w:r>
+      <w:r>
+        <w:rPr>
+          <w:rFonts w:ascii="Times New Roman" w:hAnsi="Times New Roman" w:cs="Times New Roman"/>
+          <w:bCs/>
+        </w:rPr>
+        <w:t>.</w:t>
+      </w:r>
+    </w:p>
+    <w:p>
+      <w:pPr>
+        <w:keepNext/>
+        <w:keepLines/>
+        <w:spacing w:after="0" w:line="360" w:lineRule="auto"/>
+        <w:jc w:val="both"/>
+        <w:rPr>
+          <w:rFonts w:ascii="Times New Roman" w:hAnsi="Times New Roman" w:cs="Times New Roman"/>
+          <w:bCs/>
+        </w:rPr>
+      </w:pPr>
+      <w:r>
+        <w:rPr>
+          <w:rFonts w:ascii="Times New Roman" w:hAnsi="Times New Roman" w:cs="Times New Roman"/>
+          <w:bCs/>
+        </w:rPr>
+        <w:t xml:space="preserve">2. Obsługę ministra </w:t>
+      </w:r>
+      <w:r>
+        <w:rPr>
+          <w:rFonts w:ascii="Times New Roman" w:hAnsi="Times New Roman" w:cs="Times New Roman"/>
+          <w:bCs/>
+        </w:rPr>
+        <w:t xml:space="preserve">określonego w ust. 1 </w:t>
+      </w:r>
+      <w:r>
+        <w:rPr>
+          <w:rFonts w:ascii="Times New Roman" w:hAnsi="Times New Roman" w:cs="Times New Roman"/>
+          <w:bCs/>
+        </w:rPr>
+        <w:t>zapewnia Ministerstwo Gospodarki.</w:t>
+      </w:r>
+    </w:p>
+    <w:p>
+      <w:pPr>
+        <w:keepNext/>
+        <w:keepLines/>
+        <w:spacing w:after="0" w:line="360" w:lineRule="auto"/>
+        <w:jc w:val="both"/>
+        <w:rPr>
+          <w:rFonts w:ascii="Times New Roman" w:hAnsi="Times New Roman" w:cs="Times New Roman"/>
+          <w:bCs/>
+        </w:rPr>
+      </w:pPr>
+    </w:p>
+    <w:p>
+      <w:pPr>
+        <w:keepNext/>
+        <w:keepLines/>
+        <w:spacing w:after="0" w:line="360" w:lineRule="auto"/>
+        <w:jc w:val="both"/>
+        <w:rPr>
+          <w:rFonts w:ascii="Times New Roman" w:hAnsi="Times New Roman" w:cs="Times New Roman"/>
+          <w:bCs/>
+        </w:rPr>
+      </w:pPr>
+      <w:r>
+        <w:rPr>
+          <w:rFonts w:ascii="Times New Roman" w:hAnsi="Times New Roman" w:cs="Times New Roman"/>
+          <w:b/>
+        </w:rPr>
+        <w:t>§</w:t>
+      </w:r>
+      <w:r>
+        <w:rPr>
+          <w:rFonts w:ascii="Times New Roman" w:hAnsi="Times New Roman" w:cs="Times New Roman"/>
+          <w:b/>
+        </w:rPr>
+        <w:t xml:space="preserve"> </w:t>
+      </w:r>
+      <w:r>
+        <w:rPr>
+          <w:rFonts w:ascii="Times New Roman" w:hAnsi="Times New Roman" w:cs="Times New Roman"/>
+          <w:b/>
+        </w:rPr>
         <w:t>6</w:t>
       </w:r>
       <w:r>
         <w:rPr>
           <w:rFonts w:ascii="Times New Roman" w:hAnsi="Times New Roman" w:cs="Times New Roman"/>
-          <w:bCs/>
-        </w:rPr>
-        <w:t xml:space="preserve"> r. poz. </w:t>
-      </w:r>
-      <w:r>
-        <w:rPr>
-          <w:rFonts w:ascii="Times New Roman" w:hAnsi="Times New Roman" w:cs="Times New Roman"/>
-          <w:bCs/>
+          <w:b/>
+        </w:rPr>
+        <w:t xml:space="preserve">. </w:t>
+      </w:r>
+      <w:r>
+        <w:rPr>
+          <w:rFonts w:ascii="Times New Roman" w:hAnsi="Times New Roman" w:cs="Times New Roman"/>
+          <w:bCs/>
+        </w:rPr>
+        <w:t xml:space="preserve">1. Minister </w:t>
+      </w:r>
+      <w:r>
+        <w:rPr>
+          <w:rFonts w:ascii="Times New Roman" w:hAnsi="Times New Roman" w:cs="Times New Roman"/>
+          <w:bCs/>
+        </w:rPr>
+        <w:t>Edukacji i Nauki</w:t>
+      </w:r>
+      <w:r>
+        <w:rPr>
+          <w:rFonts w:ascii="Times New Roman" w:hAnsi="Times New Roman" w:cs="Times New Roman"/>
+          <w:bCs/>
+        </w:rPr>
+        <w:t xml:space="preserve"> kieruje następującymi działami administracji koronnej:</w:t>
+      </w:r>
+    </w:p>
+    <w:p>
+      <w:pPr>
+        <w:keepNext/>
+        <w:keepLines/>
+        <w:spacing w:after="0" w:line="360" w:lineRule="auto"/>
+        <w:jc w:val="both"/>
+        <w:rPr>
+          <w:rFonts w:ascii="Times New Roman" w:hAnsi="Times New Roman" w:cs="Times New Roman"/>
+          <w:bCs/>
+        </w:rPr>
+      </w:pPr>
+      <w:r>
+        <w:rPr>
+          <w:rFonts w:ascii="Times New Roman" w:hAnsi="Times New Roman" w:cs="Times New Roman"/>
+          <w:bCs/>
+        </w:rPr>
+        <w:t xml:space="preserve">1) </w:t>
+      </w:r>
+      <w:r>
+        <w:rPr>
+          <w:rFonts w:ascii="Times New Roman" w:hAnsi="Times New Roman" w:cs="Times New Roman"/>
+          <w:bCs/>
+        </w:rPr>
+        <w:t>oświata i wychowanie;</w:t>
+      </w:r>
+    </w:p>
+    <w:p>
+      <w:pPr>
+        <w:keepNext/>
+        <w:keepLines/>
+        <w:spacing w:after="0" w:line="360" w:lineRule="auto"/>
+        <w:jc w:val="both"/>
+        <w:rPr>
+          <w:rFonts w:ascii="Times New Roman" w:hAnsi="Times New Roman" w:cs="Times New Roman"/>
+          <w:bCs/>
+        </w:rPr>
+      </w:pPr>
+      <w:r>
+        <w:rPr>
+          <w:rFonts w:ascii="Times New Roman" w:hAnsi="Times New Roman" w:cs="Times New Roman"/>
+          <w:bCs/>
+        </w:rPr>
+        <w:t>2) szkolnictwo wyższe i nauka.</w:t>
+      </w:r>
+    </w:p>
+    <w:p>
+      <w:pPr>
+        <w:keepNext/>
+        <w:keepLines/>
+        <w:spacing w:after="0" w:line="360" w:lineRule="auto"/>
+        <w:jc w:val="both"/>
+        <w:rPr>
+          <w:rFonts w:ascii="Times New Roman" w:hAnsi="Times New Roman" w:cs="Times New Roman"/>
+          <w:bCs/>
+        </w:rPr>
+      </w:pPr>
+      <w:r>
+        <w:rPr>
+          <w:rFonts w:ascii="Times New Roman" w:hAnsi="Times New Roman" w:cs="Times New Roman"/>
+          <w:bCs/>
+        </w:rPr>
+        <w:t>2. Obsługę ministra</w:t>
+      </w:r>
+      <w:r>
+        <w:rPr>
+          <w:rFonts w:ascii="Times New Roman" w:hAnsi="Times New Roman" w:cs="Times New Roman"/>
+          <w:bCs/>
+        </w:rPr>
+        <w:t xml:space="preserve"> </w:t>
+      </w:r>
+      <w:r>
+        <w:rPr>
+          <w:rFonts w:ascii="Times New Roman" w:hAnsi="Times New Roman" w:cs="Times New Roman"/>
+          <w:bCs/>
+        </w:rPr>
+        <w:t xml:space="preserve">określonego w ust. 1 </w:t>
+      </w:r>
+      <w:r>
+        <w:rPr>
+          <w:rFonts w:ascii="Times New Roman" w:hAnsi="Times New Roman" w:cs="Times New Roman"/>
+          <w:bCs/>
+        </w:rPr>
+        <w:t xml:space="preserve">zapewnia Ministerstwo </w:t>
+      </w:r>
+      <w:r>
+        <w:rPr>
+          <w:rFonts w:ascii="Times New Roman" w:hAnsi="Times New Roman" w:cs="Times New Roman"/>
+          <w:bCs/>
+        </w:rPr>
+        <w:t>Edukacji i Nauki</w:t>
+      </w:r>
+      <w:r>
+        <w:rPr>
+          <w:rFonts w:ascii="Times New Roman" w:hAnsi="Times New Roman" w:cs="Times New Roman"/>
+          <w:bCs/>
+        </w:rPr>
+        <w:t>.</w:t>
+      </w:r>
+    </w:p>
+    <w:p>
+      <w:pPr>
+        <w:keepNext/>
+        <w:keepLines/>
+        <w:spacing w:after="0" w:line="360" w:lineRule="auto"/>
+        <w:jc w:val="both"/>
+        <w:rPr>
+          <w:rFonts w:ascii="Times New Roman" w:hAnsi="Times New Roman" w:cs="Times New Roman"/>
+          <w:bCs/>
+        </w:rPr>
+      </w:pPr>
+    </w:p>
+    <w:p>
+      <w:pPr>
+        <w:keepNext/>
+        <w:keepLines/>
+        <w:spacing w:after="0" w:line="360" w:lineRule="auto"/>
+        <w:jc w:val="both"/>
+        <w:rPr>
+          <w:rFonts w:ascii="Times New Roman" w:hAnsi="Times New Roman" w:cs="Times New Roman"/>
+          <w:bCs/>
+        </w:rPr>
+      </w:pPr>
+      <w:r>
+        <w:rPr>
+          <w:rFonts w:ascii="Times New Roman" w:hAnsi="Times New Roman" w:cs="Times New Roman"/>
+          <w:b/>
+        </w:rPr>
+        <w:t>§</w:t>
+      </w:r>
+      <w:r>
+        <w:rPr>
+          <w:rFonts w:ascii="Times New Roman" w:hAnsi="Times New Roman" w:cs="Times New Roman"/>
+          <w:b/>
+        </w:rPr>
+        <w:t xml:space="preserve"> </w:t>
+      </w:r>
+      <w:r>
+        <w:rPr>
+          <w:rFonts w:ascii="Times New Roman" w:hAnsi="Times New Roman" w:cs="Times New Roman"/>
+          <w:b/>
+        </w:rPr>
+        <w:t>7</w:t>
+      </w:r>
+      <w:r>
+        <w:rPr>
+          <w:rFonts w:ascii="Times New Roman" w:hAnsi="Times New Roman" w:cs="Times New Roman"/>
+          <w:b/>
+        </w:rPr>
+        <w:t xml:space="preserve">. </w:t>
+      </w:r>
+      <w:r>
+        <w:rPr>
+          <w:rFonts w:ascii="Times New Roman" w:hAnsi="Times New Roman" w:cs="Times New Roman"/>
+          <w:bCs/>
+        </w:rPr>
+        <w:t xml:space="preserve">1. Minister </w:t>
+      </w:r>
+      <w:r>
+        <w:rPr>
+          <w:rFonts w:ascii="Times New Roman" w:hAnsi="Times New Roman" w:cs="Times New Roman"/>
+          <w:bCs/>
+        </w:rPr>
+        <w:t>Regionów</w:t>
+      </w:r>
+      <w:r>
+        <w:rPr>
+          <w:rFonts w:ascii="Times New Roman" w:hAnsi="Times New Roman" w:cs="Times New Roman"/>
+          <w:bCs/>
+        </w:rPr>
+        <w:t xml:space="preserve"> kieruje następującymi działami administracji koronnej:</w:t>
+      </w:r>
+    </w:p>
+    <w:p>
+      <w:pPr>
+        <w:keepNext/>
+        <w:keepLines/>
+        <w:spacing w:after="0" w:line="360" w:lineRule="auto"/>
+        <w:jc w:val="both"/>
+        <w:rPr>
+          <w:rFonts w:ascii="Times New Roman" w:hAnsi="Times New Roman" w:cs="Times New Roman"/>
+          <w:bCs/>
+        </w:rPr>
+      </w:pPr>
+      <w:r>
+        <w:rPr>
+          <w:rFonts w:ascii="Times New Roman" w:hAnsi="Times New Roman" w:cs="Times New Roman"/>
+          <w:bCs/>
+        </w:rPr>
+        <w:t xml:space="preserve">1) </w:t>
+      </w:r>
+      <w:r>
+        <w:rPr>
+          <w:rFonts w:ascii="Times New Roman" w:hAnsi="Times New Roman" w:cs="Times New Roman"/>
+          <w:bCs/>
+        </w:rPr>
+        <w:t>gospodarka i handel między regionami</w:t>
+      </w:r>
+      <w:r>
+        <w:rPr>
+          <w:rFonts w:ascii="Times New Roman" w:hAnsi="Times New Roman" w:cs="Times New Roman"/>
+          <w:bCs/>
+        </w:rPr>
+        <w:t>;</w:t>
+      </w:r>
+    </w:p>
+    <w:p>
+      <w:pPr>
+        <w:keepNext/>
+        <w:keepLines/>
+        <w:spacing w:after="0" w:line="360" w:lineRule="auto"/>
+        <w:jc w:val="both"/>
+        <w:rPr>
+          <w:rFonts w:ascii="Times New Roman" w:hAnsi="Times New Roman" w:cs="Times New Roman"/>
+          <w:bCs/>
+        </w:rPr>
+      </w:pPr>
+      <w:r>
+        <w:rPr>
+          <w:rFonts w:ascii="Times New Roman" w:hAnsi="Times New Roman" w:cs="Times New Roman"/>
+          <w:bCs/>
+        </w:rPr>
+        <w:t xml:space="preserve">2) </w:t>
+      </w:r>
+      <w:r>
+        <w:rPr>
+          <w:rFonts w:ascii="Times New Roman" w:hAnsi="Times New Roman" w:cs="Times New Roman"/>
+          <w:bCs/>
+        </w:rPr>
+        <w:t>koordynacja i harmonizacja polityk regionalnych</w:t>
+      </w:r>
+      <w:r>
+        <w:rPr>
+          <w:rFonts w:ascii="Times New Roman" w:hAnsi="Times New Roman" w:cs="Times New Roman"/>
+          <w:bCs/>
+        </w:rPr>
+        <w:t>.</w:t>
+      </w:r>
+    </w:p>
+    <w:p>
+      <w:pPr>
+        <w:keepNext/>
+        <w:keepLines/>
+        <w:spacing w:after="0" w:line="360" w:lineRule="auto"/>
+        <w:jc w:val="both"/>
+        <w:rPr>
+          <w:rFonts w:ascii="Times New Roman" w:hAnsi="Times New Roman" w:cs="Times New Roman"/>
+          <w:bCs/>
+        </w:rPr>
+      </w:pPr>
+      <w:r>
+        <w:rPr>
+          <w:rFonts w:ascii="Times New Roman" w:hAnsi="Times New Roman" w:cs="Times New Roman"/>
+          <w:bCs/>
+        </w:rPr>
+        <w:t xml:space="preserve">2. Obsługę ministra </w:t>
+      </w:r>
+      <w:r>
+        <w:rPr>
+          <w:rFonts w:ascii="Times New Roman" w:hAnsi="Times New Roman" w:cs="Times New Roman"/>
+          <w:bCs/>
+        </w:rPr>
+        <w:t xml:space="preserve">określonego w ust. 1 </w:t>
+      </w:r>
+      <w:r>
+        <w:rPr>
+          <w:rFonts w:ascii="Times New Roman" w:hAnsi="Times New Roman" w:cs="Times New Roman"/>
+          <w:bCs/>
+        </w:rPr>
+        <w:t xml:space="preserve">zapewnia </w:t>
+      </w:r>
+      <w:r>
+        <w:rPr>
+          <w:rFonts w:ascii="Times New Roman" w:hAnsi="Times New Roman" w:cs="Times New Roman"/>
+          <w:bCs/>
+        </w:rPr>
+        <w:t>Ministerstwo Regionów</w:t>
+      </w:r>
+      <w:r>
+        <w:rPr>
+          <w:rFonts w:ascii="Times New Roman" w:hAnsi="Times New Roman" w:cs="Times New Roman"/>
+          <w:bCs/>
+        </w:rPr>
+        <w:t>.</w:t>
+      </w:r>
+    </w:p>
+    <w:p>
+      <w:pPr>
+        <w:keepNext/>
+        <w:keepLines/>
+        <w:spacing w:after="0" w:line="360" w:lineRule="auto"/>
+        <w:jc w:val="both"/>
+        <w:rPr>
+          <w:rFonts w:ascii="Times New Roman" w:hAnsi="Times New Roman" w:cs="Times New Roman"/>
+          <w:bCs/>
+        </w:rPr>
+      </w:pPr>
+    </w:p>
+    <w:p>
+      <w:pPr>
+        <w:keepNext/>
+        <w:keepLines/>
+        <w:spacing w:after="0" w:line="360" w:lineRule="auto"/>
+        <w:jc w:val="both"/>
+        <w:rPr>
+          <w:rFonts w:ascii="Times New Roman" w:hAnsi="Times New Roman" w:cs="Times New Roman"/>
+          <w:bCs/>
+        </w:rPr>
+      </w:pPr>
+      <w:r>
+        <w:rPr>
+          <w:rFonts w:ascii="Times New Roman" w:hAnsi="Times New Roman" w:cs="Times New Roman"/>
+          <w:b/>
+        </w:rPr>
+        <w:t>§</w:t>
+      </w:r>
+      <w:r>
+        <w:rPr>
+          <w:rFonts w:ascii="Times New Roman" w:hAnsi="Times New Roman" w:cs="Times New Roman"/>
+          <w:b/>
+        </w:rPr>
+        <w:t xml:space="preserve"> </w:t>
+      </w:r>
+      <w:r>
+        <w:rPr>
+          <w:rFonts w:ascii="Times New Roman" w:hAnsi="Times New Roman" w:cs="Times New Roman"/>
+          <w:b/>
+        </w:rPr>
+        <w:t>8</w:t>
+      </w:r>
+      <w:r>
+        <w:rPr>
+          <w:rFonts w:ascii="Times New Roman" w:hAnsi="Times New Roman" w:cs="Times New Roman"/>
+          <w:b/>
+        </w:rPr>
+        <w:t xml:space="preserve">. </w:t>
+      </w:r>
+      <w:r>
+        <w:rPr>
+          <w:rFonts w:ascii="Times New Roman" w:hAnsi="Times New Roman" w:cs="Times New Roman"/>
+          <w:bCs/>
+        </w:rPr>
+        <w:t xml:space="preserve">1. Minister </w:t>
+      </w:r>
+      <w:r>
+        <w:rPr>
+          <w:rFonts w:ascii="Times New Roman" w:hAnsi="Times New Roman" w:cs="Times New Roman"/>
+          <w:bCs/>
+        </w:rPr>
+        <w:t>Pracy i Rodziny</w:t>
+      </w:r>
+      <w:r>
+        <w:rPr>
+          <w:rFonts w:ascii="Times New Roman" w:hAnsi="Times New Roman" w:cs="Times New Roman"/>
+          <w:bCs/>
+        </w:rPr>
+        <w:t xml:space="preserve"> kieruje następującymi działami administracji koronnej:</w:t>
+      </w:r>
+    </w:p>
+    <w:p>
+      <w:pPr>
+        <w:keepNext/>
+        <w:keepLines/>
+        <w:spacing w:after="0" w:line="360" w:lineRule="auto"/>
+        <w:jc w:val="both"/>
+        <w:rPr>
+          <w:rFonts w:ascii="Times New Roman" w:hAnsi="Times New Roman" w:cs="Times New Roman"/>
+          <w:bCs/>
+        </w:rPr>
+      </w:pPr>
+      <w:r>
+        <w:rPr>
+          <w:rFonts w:ascii="Times New Roman" w:hAnsi="Times New Roman" w:cs="Times New Roman"/>
+          <w:bCs/>
+        </w:rPr>
+        <w:t xml:space="preserve">1) </w:t>
+      </w:r>
+      <w:r>
+        <w:rPr>
+          <w:rFonts w:ascii="Times New Roman" w:hAnsi="Times New Roman" w:cs="Times New Roman"/>
+          <w:bCs/>
+        </w:rPr>
+        <w:t>praca</w:t>
+      </w:r>
+      <w:r>
+        <w:rPr>
+          <w:rFonts w:ascii="Times New Roman" w:hAnsi="Times New Roman" w:cs="Times New Roman"/>
+          <w:bCs/>
+        </w:rPr>
+        <w:t>;</w:t>
+      </w:r>
+    </w:p>
+    <w:p>
+      <w:pPr>
+        <w:keepNext/>
+        <w:keepLines/>
+        <w:spacing w:after="0" w:line="360" w:lineRule="auto"/>
+        <w:jc w:val="both"/>
+        <w:rPr>
+          <w:rFonts w:ascii="Times New Roman" w:hAnsi="Times New Roman" w:cs="Times New Roman"/>
+          <w:bCs/>
+        </w:rPr>
+      </w:pPr>
+      <w:r>
+        <w:rPr>
+          <w:rFonts w:ascii="Times New Roman" w:hAnsi="Times New Roman" w:cs="Times New Roman"/>
+          <w:bCs/>
+        </w:rPr>
+        <w:t xml:space="preserve">2) </w:t>
+      </w:r>
+      <w:r>
+        <w:rPr>
+          <w:rFonts w:ascii="Times New Roman" w:hAnsi="Times New Roman" w:cs="Times New Roman"/>
+          <w:bCs/>
+        </w:rPr>
+        <w:t>rodzina;</w:t>
+      </w:r>
+    </w:p>
+    <w:p>
+      <w:pPr>
+        <w:keepNext/>
+        <w:keepLines/>
+        <w:spacing w:after="0" w:line="360" w:lineRule="auto"/>
+        <w:jc w:val="both"/>
+        <w:rPr>
+          <w:rFonts w:ascii="Times New Roman" w:hAnsi="Times New Roman" w:cs="Times New Roman"/>
+          <w:bCs/>
+        </w:rPr>
+      </w:pPr>
+      <w:r>
+        <w:rPr>
+          <w:rFonts w:ascii="Times New Roman" w:hAnsi="Times New Roman" w:cs="Times New Roman"/>
+          <w:bCs/>
+        </w:rPr>
+        <w:t>3) zabezpieczenie społeczne.</w:t>
+      </w:r>
+    </w:p>
+    <w:p>
+      <w:pPr>
+        <w:keepNext/>
+        <w:keepLines/>
+        <w:spacing w:after="0" w:line="360" w:lineRule="auto"/>
+        <w:jc w:val="both"/>
+        <w:rPr>
+          <w:rFonts w:ascii="Times New Roman" w:hAnsi="Times New Roman" w:cs="Times New Roman"/>
+          <w:bCs/>
+        </w:rPr>
+      </w:pPr>
+      <w:r>
+        <w:rPr>
+          <w:rFonts w:ascii="Times New Roman" w:hAnsi="Times New Roman" w:cs="Times New Roman"/>
+          <w:bCs/>
+        </w:rPr>
+        <w:t>2. Obsługę ministra</w:t>
+      </w:r>
+      <w:r>
+        <w:rPr>
+          <w:rFonts w:ascii="Times New Roman" w:hAnsi="Times New Roman" w:cs="Times New Roman"/>
+          <w:bCs/>
+        </w:rPr>
+        <w:t xml:space="preserve"> </w:t>
+      </w:r>
+      <w:r>
+        <w:rPr>
+          <w:rFonts w:ascii="Times New Roman" w:hAnsi="Times New Roman" w:cs="Times New Roman"/>
+          <w:bCs/>
+        </w:rPr>
+        <w:t xml:space="preserve">określonego w ust. 1 </w:t>
+      </w:r>
+      <w:r>
+        <w:rPr>
+          <w:rFonts w:ascii="Times New Roman" w:hAnsi="Times New Roman" w:cs="Times New Roman"/>
+          <w:bCs/>
+        </w:rPr>
+        <w:t xml:space="preserve">zapewnia Ministerstwo </w:t>
+      </w:r>
+      <w:r>
+        <w:rPr>
+          <w:rFonts w:ascii="Times New Roman" w:hAnsi="Times New Roman" w:cs="Times New Roman"/>
+          <w:bCs/>
+        </w:rPr>
+        <w:t>Pracy i Rodziny</w:t>
+      </w:r>
+      <w:r>
+        <w:rPr>
+          <w:rFonts w:ascii="Times New Roman" w:hAnsi="Times New Roman" w:cs="Times New Roman"/>
+          <w:bCs/>
+        </w:rPr>
+        <w:t>.</w:t>
+      </w:r>
+    </w:p>
+    <w:p>
+      <w:pPr>
+        <w:keepNext/>
+        <w:keepLines/>
+        <w:spacing w:after="0" w:line="360" w:lineRule="auto"/>
+        <w:jc w:val="both"/>
+        <w:rPr>
+          <w:rFonts w:ascii="Times New Roman" w:hAnsi="Times New Roman" w:cs="Times New Roman"/>
+          <w:bCs/>
+        </w:rPr>
+      </w:pPr>
+    </w:p>
+    <w:p>
+      <w:pPr>
+        <w:keepNext/>
+        <w:keepLines/>
+        <w:spacing w:after="0" w:line="360" w:lineRule="auto"/>
+        <w:jc w:val="both"/>
+        <w:rPr>
+          <w:rFonts w:ascii="Times New Roman" w:hAnsi="Times New Roman" w:cs="Times New Roman"/>
+          <w:bCs/>
+        </w:rPr>
+      </w:pPr>
+      <w:r>
+        <w:rPr>
+          <w:rFonts w:ascii="Times New Roman" w:hAnsi="Times New Roman" w:cs="Times New Roman"/>
+          <w:b/>
+        </w:rPr>
+        <w:t>§</w:t>
+      </w:r>
+      <w:r>
+        <w:rPr>
+          <w:rFonts w:ascii="Times New Roman" w:hAnsi="Times New Roman" w:cs="Times New Roman"/>
+          <w:b/>
+        </w:rPr>
+        <w:t xml:space="preserve"> </w:t>
+      </w:r>
+      <w:r>
+        <w:rPr>
+          <w:rFonts w:ascii="Times New Roman" w:hAnsi="Times New Roman" w:cs="Times New Roman"/>
+          <w:b/>
+        </w:rPr>
+        <w:t>9</w:t>
+      </w:r>
+      <w:r>
+        <w:rPr>
+          <w:rFonts w:ascii="Times New Roman" w:hAnsi="Times New Roman" w:cs="Times New Roman"/>
+          <w:b/>
+        </w:rPr>
+        <w:t xml:space="preserve">. </w:t>
+      </w:r>
+      <w:r>
+        <w:rPr>
+          <w:rFonts w:ascii="Times New Roman" w:hAnsi="Times New Roman" w:cs="Times New Roman"/>
+          <w:bCs/>
+        </w:rPr>
+        <w:t xml:space="preserve">1. Minister </w:t>
+      </w:r>
+      <w:r>
+        <w:rPr>
+          <w:rFonts w:ascii="Times New Roman" w:hAnsi="Times New Roman" w:cs="Times New Roman"/>
+          <w:bCs/>
+        </w:rPr>
+        <w:t>Spraw Wojskowych</w:t>
+      </w:r>
+      <w:r>
+        <w:rPr>
+          <w:rFonts w:ascii="Times New Roman" w:hAnsi="Times New Roman" w:cs="Times New Roman"/>
+          <w:bCs/>
+        </w:rPr>
+        <w:t xml:space="preserve"> kieruje </w:t>
+      </w:r>
+      <w:r>
+        <w:rPr>
+          <w:rFonts w:ascii="Times New Roman" w:hAnsi="Times New Roman" w:cs="Times New Roman"/>
+          <w:bCs/>
+        </w:rPr>
+        <w:t xml:space="preserve">działem </w:t>
+      </w:r>
+      <w:r>
+        <w:rPr>
+          <w:rFonts w:ascii="Times New Roman" w:hAnsi="Times New Roman" w:cs="Times New Roman"/>
+          <w:bCs/>
+        </w:rPr>
+        <w:t xml:space="preserve">administracji koronnej </w:t>
+      </w:r>
+      <w:r>
+        <w:rPr>
+          <w:rFonts w:ascii="Times New Roman" w:hAnsi="Times New Roman" w:cs="Times New Roman"/>
+          <w:bCs/>
+        </w:rPr>
+        <w:t>wojskowoś</w:t>
+      </w:r>
+      <w:r>
+        <w:rPr>
+          <w:rFonts w:ascii="Times New Roman" w:hAnsi="Times New Roman" w:cs="Times New Roman"/>
+          <w:bCs/>
+        </w:rPr>
+        <w:t>ć</w:t>
+      </w:r>
+      <w:r>
+        <w:rPr>
+          <w:rFonts w:ascii="Times New Roman" w:hAnsi="Times New Roman" w:cs="Times New Roman"/>
+          <w:bCs/>
+        </w:rPr>
+        <w:t xml:space="preserve"> i organizacj</w:t>
+      </w:r>
+      <w:r>
+        <w:rPr>
+          <w:rFonts w:ascii="Times New Roman" w:hAnsi="Times New Roman" w:cs="Times New Roman"/>
+          <w:bCs/>
+        </w:rPr>
+        <w:t>a</w:t>
+      </w:r>
+      <w:r>
+        <w:rPr>
+          <w:rFonts w:ascii="Times New Roman" w:hAnsi="Times New Roman" w:cs="Times New Roman"/>
+          <w:bCs/>
+        </w:rPr>
+        <w:t xml:space="preserve"> bezpieczeństwa w Feloroście.</w:t>
+      </w:r>
+    </w:p>
+    <w:p>
+      <w:pPr>
+        <w:keepNext/>
+        <w:keepLines/>
+        <w:spacing w:after="0" w:line="360" w:lineRule="auto"/>
+        <w:jc w:val="both"/>
+        <w:rPr>
+          <w:rFonts w:ascii="Times New Roman" w:hAnsi="Times New Roman" w:cs="Times New Roman"/>
+          <w:bCs/>
+        </w:rPr>
+      </w:pPr>
+      <w:r>
+        <w:rPr>
+          <w:rFonts w:ascii="Times New Roman" w:hAnsi="Times New Roman" w:cs="Times New Roman"/>
+          <w:bCs/>
+        </w:rPr>
+        <w:t xml:space="preserve">2. Obsługę ministra </w:t>
+      </w:r>
+      <w:r>
+        <w:rPr>
+          <w:rFonts w:ascii="Times New Roman" w:hAnsi="Times New Roman" w:cs="Times New Roman"/>
+          <w:bCs/>
+        </w:rPr>
+        <w:t xml:space="preserve">określonego w ust. 1 </w:t>
+      </w:r>
+      <w:r>
+        <w:rPr>
+          <w:rFonts w:ascii="Times New Roman" w:hAnsi="Times New Roman" w:cs="Times New Roman"/>
+          <w:bCs/>
+        </w:rPr>
+        <w:t xml:space="preserve">zapewnia Ministerstwo </w:t>
+      </w:r>
+      <w:r>
+        <w:rPr>
+          <w:rFonts w:ascii="Times New Roman" w:hAnsi="Times New Roman" w:cs="Times New Roman"/>
+          <w:bCs/>
+        </w:rPr>
+        <w:t>Spraw Wojskowych</w:t>
+      </w:r>
+      <w:r>
+        <w:rPr>
+          <w:rFonts w:ascii="Times New Roman" w:hAnsi="Times New Roman" w:cs="Times New Roman"/>
+          <w:bCs/>
+        </w:rPr>
+        <w:t>.</w:t>
+      </w:r>
+    </w:p>
+    <w:p>
+      <w:pPr>
+        <w:keepNext/>
+        <w:keepLines/>
+        <w:spacing w:after="0" w:line="360" w:lineRule="auto"/>
+        <w:jc w:val="both"/>
+        <w:rPr>
+          <w:rFonts w:ascii="Times New Roman" w:hAnsi="Times New Roman" w:cs="Times New Roman"/>
+          <w:bCs/>
+        </w:rPr>
+      </w:pPr>
+      <w:r>
+        <w:rPr>
+          <w:rFonts w:ascii="Times New Roman" w:hAnsi="Times New Roman" w:cs="Times New Roman"/>
+          <w:bCs/>
+        </w:rPr>
+        <w:t>3. Minister Spraw Wojskowych w szczególności zapewnia współpracę wojskową Wielkiej Armii Koronnej z</w:t>
+      </w:r>
+      <w:r>
+        <w:rPr>
+          <w:rFonts w:ascii="Times New Roman" w:hAnsi="Times New Roman" w:cs="Times New Roman"/>
+          <w:bCs/>
+        </w:rPr>
+        <w:t>:</w:t>
+      </w:r>
+    </w:p>
+    <w:p>
+      <w:pPr>
+        <w:keepNext/>
+        <w:keepLines/>
+        <w:spacing w:after="0" w:line="360" w:lineRule="auto"/>
+        <w:jc w:val="both"/>
+        <w:rPr>
+          <w:rFonts w:ascii="Times New Roman" w:hAnsi="Times New Roman" w:cs="Times New Roman"/>
+          <w:bCs/>
+        </w:rPr>
+      </w:pPr>
+      <w:r>
+        <w:rPr>
+          <w:rFonts w:ascii="Times New Roman" w:hAnsi="Times New Roman" w:cs="Times New Roman"/>
+          <w:bCs/>
+        </w:rPr>
+        <w:t>1)</w:t>
+      </w:r>
+      <w:r>
+        <w:rPr>
+          <w:rFonts w:ascii="Times New Roman" w:hAnsi="Times New Roman" w:cs="Times New Roman"/>
+          <w:bCs/>
+        </w:rPr>
+        <w:t xml:space="preserve"> państwami członkowskimi Ligi Państw Lewosławnych</w:t>
+      </w:r>
+      <w:r>
+        <w:rPr>
+          <w:rFonts w:ascii="Times New Roman" w:hAnsi="Times New Roman" w:cs="Times New Roman"/>
+          <w:bCs/>
+        </w:rPr>
+        <w:t>;</w:t>
+      </w:r>
+    </w:p>
+    <w:p>
+      <w:pPr>
+        <w:keepNext/>
+        <w:keepLines/>
+        <w:spacing w:after="0" w:line="360" w:lineRule="auto"/>
+        <w:jc w:val="both"/>
+        <w:rPr>
+          <w:rFonts w:ascii="Times New Roman" w:hAnsi="Times New Roman" w:cs="Times New Roman"/>
+          <w:bCs/>
+        </w:rPr>
+      </w:pPr>
+      <w:r>
+        <w:rPr>
+          <w:rFonts w:ascii="Times New Roman" w:hAnsi="Times New Roman" w:cs="Times New Roman"/>
+          <w:bCs/>
+        </w:rPr>
+        <w:t xml:space="preserve">2) </w:t>
+      </w:r>
+      <w:r>
+        <w:rPr>
+          <w:rFonts w:ascii="Times New Roman" w:hAnsi="Times New Roman" w:cs="Times New Roman"/>
+          <w:bCs/>
+        </w:rPr>
+        <w:t>państwami-stronami II Traktatu Tarkwinogrodzkiego z 15.09.2024 r. (Kr. Dz. U. z 2024 r. poz. 20) w trybie art. 25 tego traktatu</w:t>
+      </w:r>
+      <w:r>
+        <w:rPr>
+          <w:rFonts w:ascii="Times New Roman" w:hAnsi="Times New Roman" w:cs="Times New Roman"/>
+          <w:bCs/>
+        </w:rPr>
+        <w:t>;</w:t>
+      </w:r>
+    </w:p>
+    <w:p>
+      <w:pPr>
+        <w:keepNext/>
+        <w:keepLines/>
+        <w:spacing w:after="0" w:line="360" w:lineRule="auto"/>
+        <w:jc w:val="both"/>
+        <w:rPr>
+          <w:rFonts w:ascii="Times New Roman" w:hAnsi="Times New Roman" w:cs="Times New Roman"/>
+          <w:bCs/>
+        </w:rPr>
+      </w:pPr>
+      <w:r>
+        <w:rPr>
+          <w:rFonts w:ascii="Times New Roman" w:hAnsi="Times New Roman" w:cs="Times New Roman"/>
+          <w:bCs/>
+        </w:rPr>
+        <w:t xml:space="preserve">3) </w:t>
+      </w:r>
+      <w:r>
+        <w:rPr>
+          <w:rFonts w:ascii="Times New Roman" w:hAnsi="Times New Roman" w:cs="Times New Roman"/>
+          <w:bCs/>
+        </w:rPr>
+        <w:t>Siłami Obronnymi DWZZM</w:t>
+      </w:r>
+      <w:r>
+        <w:rPr>
+          <w:rFonts w:ascii="Times New Roman" w:hAnsi="Times New Roman" w:cs="Times New Roman"/>
+          <w:bCs/>
+        </w:rPr>
+        <w:t>.</w:t>
+      </w:r>
+    </w:p>
+    <w:p>
+      <w:pPr>
+        <w:keepNext/>
+        <w:keepLines/>
+        <w:spacing w:after="0" w:line="360" w:lineRule="auto"/>
+        <w:jc w:val="both"/>
+        <w:rPr>
+          <w:rFonts w:ascii="Times New Roman" w:hAnsi="Times New Roman" w:cs="Times New Roman"/>
+          <w:bCs/>
+        </w:rPr>
+      </w:pPr>
+    </w:p>
+    <w:p>
+      <w:pPr>
+        <w:keepNext/>
+        <w:keepLines/>
+        <w:spacing w:after="0" w:line="360" w:lineRule="auto"/>
+        <w:jc w:val="both"/>
+        <w:rPr>
+          <w:rFonts w:ascii="Times New Roman" w:hAnsi="Times New Roman" w:cs="Times New Roman"/>
+          <w:bCs/>
+        </w:rPr>
+      </w:pPr>
+      <w:r>
+        <w:rPr>
+          <w:rFonts w:ascii="Times New Roman" w:hAnsi="Times New Roman" w:cs="Times New Roman"/>
+          <w:b/>
+        </w:rPr>
+        <w:t>§</w:t>
+      </w:r>
+      <w:r>
+        <w:rPr>
+          <w:rFonts w:ascii="Times New Roman" w:hAnsi="Times New Roman" w:cs="Times New Roman"/>
+          <w:b/>
+        </w:rPr>
+        <w:t xml:space="preserve"> </w:t>
+      </w:r>
+      <w:r>
+        <w:rPr>
+          <w:rFonts w:ascii="Times New Roman" w:hAnsi="Times New Roman" w:cs="Times New Roman"/>
+          <w:b/>
         </w:rPr>
         <w:t>10</w:t>
       </w:r>
       <w:r>
         <w:rPr>
           <w:rFonts w:ascii="Times New Roman" w:hAnsi="Times New Roman" w:cs="Times New Roman"/>
-          <w:bCs/>
-        </w:rPr>
-        <w:t xml:space="preserve">) </w:t>
-      </w:r>
-      <w:r>
-        <w:rPr>
-          <w:rFonts w:ascii="Times New Roman" w:hAnsi="Times New Roman" w:cs="Times New Roman"/>
-          <w:bCs/>
-        </w:rPr>
-        <w:t>zarządza się, co następuje:</w:t>
+          <w:b/>
+        </w:rPr>
+        <w:t xml:space="preserve">. </w:t>
+      </w:r>
+      <w:r>
+        <w:rPr>
+          <w:rFonts w:ascii="Times New Roman" w:hAnsi="Times New Roman" w:cs="Times New Roman"/>
+          <w:bCs/>
+        </w:rPr>
+        <w:t xml:space="preserve">1. Minister </w:t>
+      </w:r>
+      <w:r>
+        <w:rPr>
+          <w:rFonts w:ascii="Times New Roman" w:hAnsi="Times New Roman" w:cs="Times New Roman"/>
+          <w:bCs/>
+        </w:rPr>
+        <w:t>Sprawiedliwości</w:t>
+      </w:r>
+      <w:r>
+        <w:rPr>
+          <w:rFonts w:ascii="Times New Roman" w:hAnsi="Times New Roman" w:cs="Times New Roman"/>
+          <w:bCs/>
+        </w:rPr>
+        <w:t xml:space="preserve"> kieruje </w:t>
+      </w:r>
+      <w:r>
+        <w:rPr>
+          <w:rFonts w:ascii="Times New Roman" w:hAnsi="Times New Roman" w:cs="Times New Roman"/>
+          <w:bCs/>
+        </w:rPr>
+        <w:t>działem administracji koronnej sprawiedliwość.</w:t>
       </w:r>
     </w:p>
     <w:p>
@@ -273,6 +2125,41 @@
           <w:bCs/>
         </w:rPr>
       </w:pPr>
+      <w:r>
+        <w:rPr>
+          <w:rFonts w:ascii="Times New Roman" w:hAnsi="Times New Roman" w:cs="Times New Roman"/>
+          <w:bCs/>
+        </w:rPr>
+        <w:t xml:space="preserve">2. Obsługę ministra </w:t>
+      </w:r>
+      <w:r>
+        <w:rPr>
+          <w:rFonts w:ascii="Times New Roman" w:hAnsi="Times New Roman" w:cs="Times New Roman"/>
+          <w:bCs/>
+        </w:rPr>
+        <w:t xml:space="preserve">określonego w ust. 1 </w:t>
+      </w:r>
+      <w:r>
+        <w:rPr>
+          <w:rFonts w:ascii="Times New Roman" w:hAnsi="Times New Roman" w:cs="Times New Roman"/>
+          <w:bCs/>
+        </w:rPr>
+        <w:t xml:space="preserve">zapewnia Ministerstwo </w:t>
+      </w:r>
+      <w:r>
+        <w:rPr>
+          <w:rFonts w:ascii="Times New Roman" w:hAnsi="Times New Roman" w:cs="Times New Roman"/>
+          <w:bCs/>
+        </w:rPr>
+        <w:t>Sprawiedliwości</w:t>
+      </w:r>
+      <w:r>
+        <w:rPr>
+          <w:rFonts w:ascii="Times New Roman" w:hAnsi="Times New Roman" w:cs="Times New Roman"/>
+          <w:bCs/>
+        </w:rPr>
+        <w:t>.</w:t>
+      </w:r>
     </w:p>
     <w:p>
       <w:pPr>
@@ -285,6 +2172,18 @@
           <w:bCs/>
         </w:rPr>
       </w:pPr>
+    </w:p>
+    <w:p>
+      <w:pPr>
+        <w:keepNext/>
+        <w:keepLines/>
+        <w:spacing w:after="0" w:line="360" w:lineRule="auto"/>
+        <w:jc w:val="both"/>
+        <w:rPr>
+          <w:rFonts w:ascii="Times New Roman" w:hAnsi="Times New Roman" w:cs="Times New Roman"/>
+          <w:bCs/>
+        </w:rPr>
+      </w:pPr>
       <w:r>
         <w:rPr>
           <w:rFonts w:ascii="Times New Roman" w:hAnsi="Times New Roman" w:cs="Times New Roman"/>
@@ -297,28 +2196,217 @@
           <w:rFonts w:ascii="Times New Roman" w:hAnsi="Times New Roman" w:cs="Times New Roman"/>
           <w:b/>
         </w:rPr>
-        <w:t xml:space="preserve"> 1. </w:t>
+        <w:t xml:space="preserve"> </w:t>
       </w:r>
       <w:r>
         <w:rPr>
           <w:rFonts w:ascii="Times New Roman" w:hAnsi="Times New Roman" w:cs="Times New Roman"/>
           <w:b/>
         </w:rPr>
+        <w:t>11</w:t>
+      </w:r>
+      <w:r>
+        <w:rPr>
+          <w:rFonts w:ascii="Times New Roman" w:hAnsi="Times New Roman" w:cs="Times New Roman"/>
+          <w:b/>
+        </w:rPr>
+        <w:t xml:space="preserve">. </w:t>
+      </w:r>
+      <w:r>
+        <w:rPr>
+          <w:rFonts w:ascii="Times New Roman" w:hAnsi="Times New Roman" w:cs="Times New Roman"/>
+          <w:bCs/>
+        </w:rPr>
+        <w:t xml:space="preserve">1. Minister </w:t>
+      </w:r>
+      <w:r>
+        <w:rPr>
+          <w:rFonts w:ascii="Times New Roman" w:hAnsi="Times New Roman" w:cs="Times New Roman"/>
+          <w:bCs/>
+        </w:rPr>
+        <w:t>Spraw Religijnych</w:t>
+      </w:r>
+      <w:r>
+        <w:rPr>
+          <w:rFonts w:ascii="Times New Roman" w:hAnsi="Times New Roman" w:cs="Times New Roman"/>
+          <w:bCs/>
+        </w:rPr>
+        <w:t xml:space="preserve"> kieruje </w:t>
+      </w:r>
+      <w:r>
+        <w:rPr>
+          <w:rFonts w:ascii="Times New Roman" w:hAnsi="Times New Roman" w:cs="Times New Roman"/>
+          <w:bCs/>
+        </w:rPr>
+        <w:t>działem administracji koronnej wyznania religijne, związki wyznaniowe i kościoły.</w:t>
+      </w:r>
+    </w:p>
+    <w:p>
+      <w:pPr>
+        <w:keepNext/>
+        <w:keepLines/>
+        <w:spacing w:after="0" w:line="360" w:lineRule="auto"/>
+        <w:jc w:val="both"/>
+        <w:rPr>
+          <w:rFonts w:ascii="Times New Roman" w:hAnsi="Times New Roman" w:cs="Times New Roman"/>
+          <w:bCs/>
+        </w:rPr>
+      </w:pPr>
+      <w:r>
+        <w:rPr>
+          <w:rFonts w:ascii="Times New Roman" w:hAnsi="Times New Roman" w:cs="Times New Roman"/>
+          <w:bCs/>
+        </w:rPr>
+        <w:t xml:space="preserve">2. Obsługę ministra </w:t>
+      </w:r>
+      <w:r>
+        <w:rPr>
+          <w:rFonts w:ascii="Times New Roman" w:hAnsi="Times New Roman" w:cs="Times New Roman"/>
+          <w:bCs/>
+        </w:rPr>
+        <w:t xml:space="preserve">określonego w ust. 1 </w:t>
+      </w:r>
+      <w:r>
+        <w:rPr>
+          <w:rFonts w:ascii="Times New Roman" w:hAnsi="Times New Roman" w:cs="Times New Roman"/>
+          <w:bCs/>
+        </w:rPr>
+        <w:t xml:space="preserve">zapewnia Ministerstwo </w:t>
+      </w:r>
+      <w:r>
+        <w:rPr>
+          <w:rFonts w:ascii="Times New Roman" w:hAnsi="Times New Roman" w:cs="Times New Roman"/>
+          <w:bCs/>
+        </w:rPr>
+        <w:t>Spraw Religijnych</w:t>
+      </w:r>
+      <w:r>
+        <w:rPr>
+          <w:rFonts w:ascii="Times New Roman" w:hAnsi="Times New Roman" w:cs="Times New Roman"/>
+          <w:bCs/>
+        </w:rPr>
+        <w:t>.</w:t>
+      </w:r>
+    </w:p>
+    <w:p>
+      <w:pPr>
+        <w:keepNext/>
+        <w:keepLines/>
+        <w:spacing w:after="0" w:line="360" w:lineRule="auto"/>
+        <w:jc w:val="both"/>
+        <w:rPr>
+          <w:rFonts w:ascii="Times New Roman" w:hAnsi="Times New Roman" w:cs="Times New Roman"/>
+          <w:bCs/>
+        </w:rPr>
+      </w:pPr>
+    </w:p>
+    <w:p>
+      <w:pPr>
+        <w:keepNext/>
+        <w:keepLines/>
+        <w:spacing w:after="0" w:line="360" w:lineRule="auto"/>
+        <w:jc w:val="both"/>
+        <w:rPr>
+          <w:rFonts w:ascii="Times New Roman" w:hAnsi="Times New Roman" w:cs="Times New Roman"/>
+          <w:bCs/>
+        </w:rPr>
+      </w:pPr>
+      <w:r>
+        <w:rPr>
+          <w:rFonts w:ascii="Times New Roman" w:hAnsi="Times New Roman" w:cs="Times New Roman"/>
+          <w:b/>
+        </w:rPr>
+        <w:lastRenderedPageBreak/>
+        <w:t>§</w:t>
+      </w:r>
+      <w:r>
+        <w:rPr>
+          <w:rFonts w:ascii="Times New Roman" w:hAnsi="Times New Roman" w:cs="Times New Roman"/>
+          <w:b/>
+        </w:rPr>
         <w:t xml:space="preserve"> </w:t>
       </w:r>
       <w:r>
         <w:rPr>
           <w:rFonts w:ascii="Times New Roman" w:hAnsi="Times New Roman" w:cs="Times New Roman"/>
-          <w:bCs/>
-        </w:rPr>
-        <w:t xml:space="preserve">Tworzy się Ministerstwo </w:t>
-      </w:r>
-      <w:r>
-        <w:rPr>
-          <w:rFonts w:ascii="Times New Roman" w:hAnsi="Times New Roman" w:cs="Times New Roman"/>
-          <w:bCs/>
-        </w:rPr>
-        <w:t>Finansów</w:t>
+          <w:b/>
+        </w:rPr>
+        <w:t>12</w:t>
+      </w:r>
+      <w:r>
+        <w:rPr>
+          <w:rFonts w:ascii="Times New Roman" w:hAnsi="Times New Roman" w:cs="Times New Roman"/>
+          <w:b/>
+        </w:rPr>
+        <w:t xml:space="preserve">. </w:t>
+      </w:r>
+      <w:r>
+        <w:rPr>
+          <w:rFonts w:ascii="Times New Roman" w:hAnsi="Times New Roman" w:cs="Times New Roman"/>
+          <w:bCs/>
+        </w:rPr>
+        <w:t xml:space="preserve">1. Minister </w:t>
+      </w:r>
+      <w:r>
+        <w:rPr>
+          <w:rFonts w:ascii="Times New Roman" w:hAnsi="Times New Roman" w:cs="Times New Roman"/>
+          <w:bCs/>
+        </w:rPr>
+        <w:t>Zdrowia</w:t>
+      </w:r>
+      <w:r>
+        <w:rPr>
+          <w:rFonts w:ascii="Times New Roman" w:hAnsi="Times New Roman" w:cs="Times New Roman"/>
+          <w:bCs/>
+        </w:rPr>
+        <w:t xml:space="preserve"> kieruje </w:t>
+      </w:r>
+      <w:r>
+        <w:rPr>
+          <w:rFonts w:ascii="Times New Roman" w:hAnsi="Times New Roman" w:cs="Times New Roman"/>
+          <w:bCs/>
+        </w:rPr>
+        <w:t>działem administracji koronnej zdrowie.</w:t>
+      </w:r>
+    </w:p>
+    <w:p>
+      <w:pPr>
+        <w:keepNext/>
+        <w:keepLines/>
+        <w:spacing w:after="0" w:line="360" w:lineRule="auto"/>
+        <w:jc w:val="both"/>
+        <w:rPr>
+          <w:rFonts w:ascii="Times New Roman" w:hAnsi="Times New Roman" w:cs="Times New Roman"/>
+          <w:bCs/>
+        </w:rPr>
+      </w:pPr>
+      <w:r>
+        <w:rPr>
+          <w:rFonts w:ascii="Times New Roman" w:hAnsi="Times New Roman" w:cs="Times New Roman"/>
+          <w:bCs/>
+        </w:rPr>
+        <w:t xml:space="preserve">2. Obsługę ministra </w:t>
+      </w:r>
+      <w:r>
+        <w:rPr>
+          <w:rFonts w:ascii="Times New Roman" w:hAnsi="Times New Roman" w:cs="Times New Roman"/>
+          <w:bCs/>
+        </w:rPr>
+        <w:t xml:space="preserve">określonego w ust. 1 </w:t>
+      </w:r>
+      <w:r>
+        <w:rPr>
+          <w:rFonts w:ascii="Times New Roman" w:hAnsi="Times New Roman" w:cs="Times New Roman"/>
+          <w:bCs/>
+        </w:rPr>
+        <w:t xml:space="preserve">zapewnia Ministerstwo </w:t>
+      </w:r>
+      <w:r>
+        <w:rPr>
+          <w:rFonts w:ascii="Times New Roman" w:hAnsi="Times New Roman" w:cs="Times New Roman"/>
+          <w:bCs/>
+        </w:rPr>
+        <w:t>Zdrowia</w:t>
       </w:r>
       <w:r>
         <w:rPr>
@@ -370,7 +2458,198 @@
           <w:rFonts w:ascii="Times New Roman" w:hAnsi="Times New Roman" w:cs="Times New Roman"/>
           <w:b/>
         </w:rPr>
+        <w:t>13</w:t>
+      </w:r>
+      <w:r>
+        <w:rPr>
+          <w:rFonts w:ascii="Times New Roman" w:hAnsi="Times New Roman" w:cs="Times New Roman"/>
+          <w:b/>
+        </w:rPr>
+        <w:t xml:space="preserve">. </w:t>
+      </w:r>
+      <w:r>
+        <w:rPr>
+          <w:rFonts w:ascii="Times New Roman" w:hAnsi="Times New Roman" w:cs="Times New Roman"/>
+          <w:bCs/>
+        </w:rPr>
+        <w:t xml:space="preserve">1. Minister </w:t>
+      </w:r>
+      <w:r>
+        <w:rPr>
+          <w:rFonts w:ascii="Times New Roman" w:hAnsi="Times New Roman" w:cs="Times New Roman"/>
+          <w:bCs/>
+        </w:rPr>
+        <w:t>Rolnictwa</w:t>
+      </w:r>
+      <w:r>
+        <w:rPr>
+          <w:rFonts w:ascii="Times New Roman" w:hAnsi="Times New Roman" w:cs="Times New Roman"/>
+          <w:bCs/>
+        </w:rPr>
+        <w:t xml:space="preserve"> kieruje następującymi działami administracji koronnej:</w:t>
+      </w:r>
+    </w:p>
+    <w:p>
+      <w:pPr>
+        <w:keepNext/>
+        <w:keepLines/>
+        <w:spacing w:after="0" w:line="360" w:lineRule="auto"/>
+        <w:jc w:val="both"/>
+        <w:rPr>
+          <w:rFonts w:ascii="Times New Roman" w:hAnsi="Times New Roman" w:cs="Times New Roman"/>
+          <w:bCs/>
+        </w:rPr>
+      </w:pPr>
+      <w:r>
+        <w:rPr>
+          <w:rFonts w:ascii="Times New Roman" w:hAnsi="Times New Roman" w:cs="Times New Roman"/>
+          <w:bCs/>
+        </w:rPr>
+        <w:t>1) rolnictwo;</w:t>
+      </w:r>
+    </w:p>
+    <w:p>
+      <w:pPr>
+        <w:keepNext/>
+        <w:keepLines/>
+        <w:spacing w:after="0" w:line="360" w:lineRule="auto"/>
+        <w:jc w:val="both"/>
+        <w:rPr>
+          <w:rFonts w:ascii="Times New Roman" w:hAnsi="Times New Roman" w:cs="Times New Roman"/>
+          <w:bCs/>
+        </w:rPr>
+      </w:pPr>
+      <w:r>
+        <w:rPr>
+          <w:rFonts w:ascii="Times New Roman" w:hAnsi="Times New Roman" w:cs="Times New Roman"/>
+          <w:bCs/>
+        </w:rPr>
         <w:t>2</w:t>
+      </w:r>
+      <w:r>
+        <w:rPr>
+          <w:rFonts w:ascii="Times New Roman" w:hAnsi="Times New Roman" w:cs="Times New Roman"/>
+          <w:bCs/>
+        </w:rPr>
+        <w:t>) turystyka;</w:t>
+      </w:r>
+    </w:p>
+    <w:p>
+      <w:pPr>
+        <w:keepNext/>
+        <w:keepLines/>
+        <w:spacing w:after="0" w:line="360" w:lineRule="auto"/>
+        <w:jc w:val="both"/>
+        <w:rPr>
+          <w:rFonts w:ascii="Times New Roman" w:hAnsi="Times New Roman" w:cs="Times New Roman"/>
+          <w:bCs/>
+        </w:rPr>
+      </w:pPr>
+      <w:r>
+        <w:rPr>
+          <w:rFonts w:ascii="Times New Roman" w:hAnsi="Times New Roman" w:cs="Times New Roman"/>
+          <w:bCs/>
+        </w:rPr>
+        <w:t>3</w:t>
+      </w:r>
+      <w:r>
+        <w:rPr>
+          <w:rFonts w:ascii="Times New Roman" w:hAnsi="Times New Roman" w:cs="Times New Roman"/>
+          <w:bCs/>
+        </w:rPr>
+        <w:t>) środowisko.</w:t>
+      </w:r>
+    </w:p>
+    <w:p>
+      <w:pPr>
+        <w:keepNext/>
+        <w:keepLines/>
+        <w:spacing w:after="0" w:line="360" w:lineRule="auto"/>
+        <w:jc w:val="both"/>
+        <w:rPr>
+          <w:rFonts w:ascii="Times New Roman" w:hAnsi="Times New Roman" w:cs="Times New Roman"/>
+          <w:bCs/>
+        </w:rPr>
+      </w:pPr>
+      <w:r>
+        <w:rPr>
+          <w:rFonts w:ascii="Times New Roman" w:hAnsi="Times New Roman" w:cs="Times New Roman"/>
+          <w:bCs/>
+        </w:rPr>
+        <w:t xml:space="preserve">2. Obsługę ministra </w:t>
+      </w:r>
+      <w:r>
+        <w:rPr>
+          <w:rFonts w:ascii="Times New Roman" w:hAnsi="Times New Roman" w:cs="Times New Roman"/>
+          <w:bCs/>
+        </w:rPr>
+        <w:t xml:space="preserve">określonego w ust. 1 </w:t>
+      </w:r>
+      <w:r>
+        <w:rPr>
+          <w:rFonts w:ascii="Times New Roman" w:hAnsi="Times New Roman" w:cs="Times New Roman"/>
+          <w:bCs/>
+        </w:rPr>
+        <w:t xml:space="preserve">zapewnia Ministerstwo </w:t>
+      </w:r>
+      <w:r>
+        <w:rPr>
+          <w:rFonts w:ascii="Times New Roman" w:hAnsi="Times New Roman" w:cs="Times New Roman"/>
+          <w:bCs/>
+        </w:rPr>
+        <w:t>Rolnictwa</w:t>
+      </w:r>
+      <w:r>
+        <w:rPr>
+          <w:rFonts w:ascii="Times New Roman" w:hAnsi="Times New Roman" w:cs="Times New Roman"/>
+          <w:bCs/>
+        </w:rPr>
+        <w:t>.</w:t>
+      </w:r>
+    </w:p>
+    <w:p>
+      <w:pPr>
+        <w:keepNext/>
+        <w:keepLines/>
+        <w:spacing w:after="0" w:line="360" w:lineRule="auto"/>
+        <w:jc w:val="both"/>
+        <w:rPr>
+          <w:rFonts w:ascii="Times New Roman" w:hAnsi="Times New Roman" w:cs="Times New Roman"/>
+          <w:bCs/>
+        </w:rPr>
+      </w:pPr>
+    </w:p>
+    <w:p>
+      <w:pPr>
+        <w:keepNext/>
+        <w:keepLines/>
+        <w:spacing w:after="0" w:line="360" w:lineRule="auto"/>
+        <w:jc w:val="both"/>
+        <w:rPr>
+          <w:rFonts w:ascii="Times New Roman" w:hAnsi="Times New Roman" w:cs="Times New Roman"/>
+          <w:bCs/>
+        </w:rPr>
+      </w:pPr>
+      <w:r>
+        <w:rPr>
+          <w:rFonts w:ascii="Times New Roman" w:hAnsi="Times New Roman" w:cs="Times New Roman"/>
+          <w:b/>
+        </w:rPr>
+        <w:t>§</w:t>
+      </w:r>
+      <w:r>
+        <w:rPr>
+          <w:rFonts w:ascii="Times New Roman" w:hAnsi="Times New Roman" w:cs="Times New Roman"/>
+          <w:b/>
+        </w:rPr>
+        <w:t xml:space="preserve"> </w:t>
+      </w:r>
+      <w:r>
+        <w:rPr>
+          <w:rFonts w:ascii="Times New Roman" w:hAnsi="Times New Roman" w:cs="Times New Roman"/>
+          <w:b/>
+        </w:rPr>
+        <w:t>14</w:t>
       </w:r>
       <w:r>
         <w:rPr>
@@ -725,6 +3004,16 @@
       </w:rPr>
       <w:t>1</w:t>
     </w:r>
+    <w:r>
+      <w:rPr>
+        <w:rFonts w:ascii="Times New Roman" w:hAnsi="Times New Roman" w:cs="Times New Roman"/>
+        <w:b/>
+        <w:bCs/>
+        <w:sz w:val="18"/>
+        <w:szCs w:val="18"/>
+      </w:rPr>
+      <w:t>2</w:t>
+    </w:r>
   </w:p>
 </w:hdr>
 </file>
@@ -844,7 +3133,7 @@
         <w:sz w:val="18"/>
         <w:szCs w:val="18"/>
       </w:rPr>
-      <w:t xml:space="preserve"> r. poz. </w:t>
+      <w:t xml:space="preserve"> r. poz</w:t>
     </w:r>
     <w:r>
       <w:rPr>
@@ -854,7 +3143,7 @@
         <w:sz w:val="18"/>
         <w:szCs w:val="18"/>
       </w:rPr>
-      <w:t>1</w:t>
+      <w:t xml:space="preserve">. </w:t>
     </w:r>
     <w:r>
       <w:rPr>
@@ -864,7 +3153,7 @@
         <w:sz w:val="18"/>
         <w:szCs w:val="18"/>
       </w:rPr>
-      <w:t>2</w:t>
+      <w:t>12</w:t>
     </w:r>
   </w:p>
 </w:hdr>
@@ -4148,7 +6437,7 @@
   <w:style w:type="paragraph" w:default="1" w:styleId="Normalny">
     <w:name w:val="Normal"/>
     <w:qFormat/>
-    <w:rsid w:val="00AE0BFE"/>
+    <w:rsid w:val="00C420F3"/>
     <w:rPr>
       <w:rFonts w:ascii="Calibri" w:eastAsia="Calibri" w:hAnsi="Calibri" w:cs="Calibri"/>
       <w:lang w:eastAsia="pl-PL"/>
